--- a/iot/artifacts/meeting1/Risks.docx
+++ b/iot/artifacts/meeting1/Risks.docx
@@ -1,47 +1,125 @@
 
 <file path=word/document.xml><?xml version="1.0" encoding="utf-8"?>
-<w:document xmlns:wpc="http://schemas.microsoft.com/office/word/2010/wordprocessingCanvas" xmlns:cx="http://schemas.microsoft.com/office/drawing/2014/chartex" xmlns:cx1="http://schemas.microsoft.com/office/drawing/2015/9/8/chartex" xmlns:cx2="http://schemas.microsoft.com/office/drawing/2015/10/21/chartex" xmlns:cx3="http://schemas.microsoft.com/office/drawing/2016/5/9/chartex" xmlns:cx4="http://schemas.microsoft.com/office/drawing/2016/5/10/chartex" xmlns:cx5="http://schemas.microsoft.com/office/drawing/2016/5/11/chartex" xmlns:cx6="http://schemas.microsoft.com/office/drawing/2016/5/12/chartex" xmlns:cx7="http://schemas.microsoft.com/office/drawing/2016/5/13/chartex" xmlns:cx8="http://schemas.microsoft.com/office/drawing/2016/5/14/chartex" xmlns:mc="http://schemas.openxmlformats.org/markup-compatibility/2006" xmlns:aink="http://schemas.microsoft.com/office/drawing/2016/ink" xmlns:am3d="http://schemas.microsoft.com/office/drawing/2017/model3d" xmlns:o="urn:schemas-microsoft-com:office:office" xmlns:oel="http://schemas.microsoft.com/office/2019/extlst" xmlns:r="http://schemas.openxmlformats.org/officeDocument/2006/relationships" xmlns:m="http://schemas.openxmlformats.org/officeDocument/2006/math" xmlns:v="urn:schemas-microsoft-com:vml" xmlns:wp14="http://schemas.microsoft.com/office/word/2010/wordprocessingDrawing" xmlns:wp="http://schemas.openxmlformats.org/drawingml/2006/wordprocessingDrawing" xmlns:w10="urn:schemas-microsoft-com:office:word" xmlns:w="http://schemas.openxmlformats.org/wordprocessingml/2006/main" xmlns:w14="http://schemas.microsoft.com/office/word/2010/wordml" xmlns:w15="http://schemas.microsoft.com/office/word/2012/wordml" xmlns:w16cei="http://schemas.microsoft.com/office/word/2026/wordml/cei" xmlns:w16cex="http://schemas.microsoft.com/office/word/2018/wordml/cex" xmlns:w16cid="http://schemas.microsoft.com/office/word/2016/wordml/cid" xmlns:w16="http://schemas.microsoft.com/office/word/2018/wordml" xmlns:w16du="http://schemas.microsoft.com/office/word/2023/wordml/word16du" xmlns:w16sdtdh="http://schemas.microsoft.com/office/word/2020/wordml/sdtdatahash" xmlns:w16sdtfl="http://schemas.microsoft.com/office/word/2024/wordml/sdtformatlock" xmlns:w16se="http://schemas.microsoft.com/office/word/2015/wordml/symex" xmlns:wpg="http://schemas.microsoft.com/office/word/2010/wordprocessingGroup" xmlns:wpi="http://schemas.microsoft.com/office/word/2010/wordprocessingInk" xmlns:wne="http://schemas.microsoft.com/office/word/2006/wordml" xmlns:wps="http://schemas.microsoft.com/office/word/2010/wordprocessingShape" mc:Ignorable="w14 w15 w16se w16cid w16 w16cex w16sdtdh w16sdtfl w16du wp14">
+<w:document xmlns:wpc="http://schemas.microsoft.com/office/word/2010/wordprocessingCanvas" xmlns:cx="http://schemas.microsoft.com/office/drawing/2014/chartex" xmlns:cx1="http://schemas.microsoft.com/office/drawing/2015/9/8/chartex" xmlns:cx2="http://schemas.microsoft.com/office/drawing/2015/10/21/chartex" xmlns:cx3="http://schemas.microsoft.com/office/drawing/2016/5/9/chartex" xmlns:cx4="http://schemas.microsoft.com/office/drawing/2016/5/10/chartex" xmlns:cx5="http://schemas.microsoft.com/office/drawing/2016/5/11/chartex" xmlns:cx6="http://schemas.microsoft.com/office/drawing/2016/5/12/chartex" xmlns:cx7="http://schemas.microsoft.com/office/drawing/2016/5/13/chartex" xmlns:cx8="http://schemas.microsoft.com/office/drawing/2016/5/14/chartex" xmlns:mc="http://schemas.openxmlformats.org/markup-compatibility/2006" xmlns:aink="http://schemas.microsoft.com/office/drawing/2016/ink" xmlns:am3d="http://schemas.microsoft.com/office/drawing/2017/model3d" xmlns:o="urn:schemas-microsoft-com:office:office" xmlns:oel="http://schemas.microsoft.com/office/2019/extlst" xmlns:r="http://schemas.openxmlformats.org/officeDocument/2006/relationships" xmlns:m="http://schemas.openxmlformats.org/officeDocument/2006/math" xmlns:v="urn:schemas-microsoft-com:vml" xmlns:wp14="http://schemas.microsoft.com/office/word/2010/wordprocessingDrawing" xmlns:wp="http://schemas.openxmlformats.org/drawingml/2006/wordprocessingDrawing" xmlns:w10="urn:schemas-microsoft-com:office:word" xmlns:w="http://schemas.openxmlformats.org/wordprocessingml/2006/main" xmlns:w14="http://schemas.microsoft.com/office/word/2010/wordml" xmlns:w15="http://schemas.microsoft.com/office/word/2012/wordml" xmlns:w16cex="http://schemas.microsoft.com/office/word/2018/wordml/cex" xmlns:w16cid="http://schemas.microsoft.com/office/word/2016/wordml/cid" xmlns:w16="http://schemas.microsoft.com/office/word/2018/wordml" xmlns:w16du="http://schemas.microsoft.com/office/word/2023/wordml/word16du" xmlns:w16sdtdh="http://schemas.microsoft.com/office/word/2020/wordml/sdtdatahash" xmlns:w16sdtfl="http://schemas.microsoft.com/office/word/2024/wordml/sdtformatlock" xmlns:w16se="http://schemas.microsoft.com/office/word/2015/wordml/symex" xmlns:wpg="http://schemas.microsoft.com/office/word/2010/wordprocessingGroup" xmlns:wpi="http://schemas.microsoft.com/office/word/2010/wordprocessingInk" xmlns:wne="http://schemas.microsoft.com/office/word/2006/wordml" xmlns:wps="http://schemas.microsoft.com/office/word/2010/wordprocessingShape" mc:Ignorable="w14 w15 w16se w16cid w16 w16cex w16sdtdh w16sdtfl w16du wp14">
   <w:body>
     <w:p>
       <w:pPr>
         <w:pStyle w:val="Rubrik"/>
         <w:jc w:val="left"/>
         <w:rPr>
+          <w:rFonts w:asciiTheme="majorBidi" w:hAnsiTheme="majorBidi" w:cstheme="majorBidi"/>
           <w:sz w:val="60"/>
           <w:szCs w:val="60"/>
         </w:rPr>
       </w:pPr>
+      <w:r>
+        <w:rPr>
+          <w:noProof/>
+        </w:rPr>
+        <w:drawing>
+          <wp:anchor distT="0" distB="0" distL="114300" distR="114300" simplePos="0" relativeHeight="251658240" behindDoc="0" locked="0" layoutInCell="1" allowOverlap="1" wp14:anchorId="7FDAA71C" wp14:editId="0F12B061">
+            <wp:simplePos x="0" y="0"/>
+            <wp:positionH relativeFrom="page">
+              <wp:align>right</wp:align>
+            </wp:positionH>
+            <wp:positionV relativeFrom="paragraph">
+              <wp:posOffset>-899795</wp:posOffset>
+            </wp:positionV>
+            <wp:extent cx="1004400" cy="1004400"/>
+            <wp:effectExtent l="0" t="0" r="5715" b="5715"/>
+            <wp:wrapNone/>
+            <wp:docPr id="1364721233" name="Bildobjekt 1"/>
+            <wp:cNvGraphicFramePr>
+              <a:graphicFrameLocks xmlns:a="http://schemas.openxmlformats.org/drawingml/2006/main" noChangeAspect="1"/>
+            </wp:cNvGraphicFramePr>
+            <a:graphic xmlns:a="http://schemas.openxmlformats.org/drawingml/2006/main">
+              <a:graphicData uri="http://schemas.openxmlformats.org/drawingml/2006/picture">
+                <pic:pic xmlns:pic="http://schemas.openxmlformats.org/drawingml/2006/picture">
+                  <pic:nvPicPr>
+                    <pic:cNvPr id="1364721233" name="Bildobjekt 1"/>
+                    <pic:cNvPicPr>
+                      <a:picLocks noChangeAspect="1"/>
+                    </pic:cNvPicPr>
+                  </pic:nvPicPr>
+                  <pic:blipFill>
+                    <a:blip r:embed="rId7" cstate="print">
+                      <a:extLst>
+                        <a:ext uri="{28A0092B-C50C-407E-A947-70E740481C1C}">
+                          <a14:useLocalDpi xmlns:a14="http://schemas.microsoft.com/office/drawing/2010/main" val="0"/>
+                        </a:ext>
+                      </a:extLst>
+                    </a:blip>
+                    <a:srcRect/>
+                    <a:stretch>
+                      <a:fillRect/>
+                    </a:stretch>
+                  </pic:blipFill>
+                  <pic:spPr bwMode="auto">
+                    <a:xfrm>
+                      <a:off x="0" y="0"/>
+                      <a:ext cx="1004400" cy="1004400"/>
+                    </a:xfrm>
+                    <a:prstGeom prst="rect">
+                      <a:avLst/>
+                    </a:prstGeom>
+                    <a:noFill/>
+                    <a:ln>
+                      <a:noFill/>
+                    </a:ln>
+                  </pic:spPr>
+                </pic:pic>
+              </a:graphicData>
+            </a:graphic>
+            <wp14:sizeRelH relativeFrom="margin">
+              <wp14:pctWidth>0</wp14:pctWidth>
+            </wp14:sizeRelH>
+            <wp14:sizeRelV relativeFrom="margin">
+              <wp14:pctHeight>0</wp14:pctHeight>
+            </wp14:sizeRelV>
+          </wp:anchor>
+        </w:drawing>
+      </w:r>
+      <w:r>
+        <w:rPr>
+          <w:rFonts w:asciiTheme="majorBidi" w:hAnsiTheme="majorBidi" w:cstheme="majorBidi"/>
+          <w:sz w:val="60"/>
+          <w:szCs w:val="60"/>
+        </w:rPr>
+        <w:t xml:space="preserve">Risk Documentation </w:t>
+      </w:r>
       <w:bookmarkStart w:id="0" w:name="_heading=h.l4h9e0lbfgw7" w:colFirst="0" w:colLast="0"/>
       <w:bookmarkEnd w:id="0"/>
-      <w:r>
-        <w:rPr>
-          <w:sz w:val="60"/>
-          <w:szCs w:val="60"/>
-        </w:rPr>
-        <w:t xml:space="preserve">Risk Documentation </w:t>
-      </w:r>
-    </w:p>
-    <w:p/>
+    </w:p>
+    <w:p>
+      <w:pPr>
+        <w:rPr>
+          <w:rFonts w:asciiTheme="majorBidi" w:hAnsiTheme="majorBidi" w:cstheme="majorBidi"/>
+        </w:rPr>
+      </w:pPr>
+    </w:p>
     <w:p>
       <w:pPr>
         <w:widowControl w:val="0"/>
         <w:spacing w:before="480" w:after="60"/>
         <w:rPr>
+          <w:rFonts w:asciiTheme="majorBidi" w:hAnsiTheme="majorBidi" w:cstheme="majorBidi"/>
           <w:sz w:val="22"/>
           <w:szCs w:val="22"/>
         </w:rPr>
       </w:pPr>
       <w:r>
         <w:rPr>
+          <w:rFonts w:asciiTheme="majorBidi" w:hAnsiTheme="majorBidi" w:cstheme="majorBidi"/>
           <w:sz w:val="22"/>
           <w:szCs w:val="22"/>
         </w:rPr>
         <w:t xml:space="preserve">[GitHub]: </w:t>
       </w:r>
-      <w:hyperlink r:id="rId7" w:history="1">
+      <w:hyperlink r:id="rId8" w:history="1">
         <w:r>
           <w:rPr>
             <w:rStyle w:val="Hyperlnk"/>
+            <w:rFonts w:asciiTheme="majorBidi" w:hAnsiTheme="majorBidi" w:cstheme="majorBidi"/>
             <w:sz w:val="22"/>
             <w:szCs w:val="22"/>
           </w:rPr>
@@ -54,7 +132,7 @@
         <w:widowControl w:val="0"/>
         <w:spacing w:before="480" w:after="60"/>
         <w:rPr>
-          <w:rFonts w:ascii="Arial" w:eastAsia="Arial" w:hAnsi="Arial" w:cs="Arial"/>
+          <w:rFonts w:asciiTheme="majorBidi" w:eastAsia="Arial" w:hAnsiTheme="majorBidi" w:cstheme="majorBidi"/>
           <w:b/>
           <w:bCs/>
           <w:sz w:val="32"/>
@@ -64,7 +142,7 @@
       <w:proofErr w:type="spellStart"/>
       <w:r>
         <w:rPr>
-          <w:rFonts w:ascii="Arial" w:eastAsia="Arial" w:hAnsi="Arial" w:cs="Arial"/>
+          <w:rFonts w:asciiTheme="majorBidi" w:eastAsia="Arial" w:hAnsiTheme="majorBidi" w:cstheme="majorBidi"/>
           <w:b/>
           <w:bCs/>
           <w:sz w:val="32"/>
@@ -75,7 +153,7 @@
       <w:proofErr w:type="spellEnd"/>
       <w:r>
         <w:rPr>
-          <w:rFonts w:ascii="Arial" w:eastAsia="Arial" w:hAnsi="Arial" w:cs="Arial"/>
+          <w:rFonts w:asciiTheme="majorBidi" w:eastAsia="Arial" w:hAnsiTheme="majorBidi" w:cstheme="majorBidi"/>
           <w:b/>
           <w:bCs/>
           <w:sz w:val="32"/>
@@ -89,7 +167,7 @@
         <w:widowControl w:val="0"/>
         <w:spacing w:before="480" w:after="60"/>
         <w:rPr>
-          <w:rFonts w:ascii="Arial" w:eastAsia="Arial" w:hAnsi="Arial" w:cs="Arial"/>
+          <w:rFonts w:asciiTheme="majorBidi" w:eastAsia="Arial" w:hAnsiTheme="majorBidi" w:cstheme="majorBidi"/>
           <w:b/>
           <w:bCs/>
           <w:sz w:val="32"/>
@@ -99,6 +177,13 @@
     </w:p>
     <w:sdt>
       <w:sdtPr>
+        <w:rPr>
+          <w:rFonts w:asciiTheme="majorBidi" w:eastAsia="Times New Roman" w:hAnsiTheme="majorBidi" w:cs="Times New Roman"/>
+          <w:color w:val="auto"/>
+          <w:sz w:val="24"/>
+          <w:szCs w:val="24"/>
+          <w:lang w:val="en"/>
+        </w:rPr>
         <w:id w:val="1273370778"/>
         <w:docPartObj>
           <w:docPartGallery w:val="Table of Contents"/>
@@ -107,19 +192,17 @@
       </w:sdtPr>
       <w:sdtEndPr>
         <w:rPr>
-          <w:rFonts w:ascii="Times New Roman" w:eastAsia="Times New Roman" w:hAnsi="Times New Roman" w:cs="Times New Roman"/>
           <w:b/>
           <w:bCs/>
-          <w:color w:val="auto"/>
-          <w:sz w:val="24"/>
-          <w:szCs w:val="24"/>
-          <w:lang w:val="en"/>
         </w:rPr>
       </w:sdtEndPr>
       <w:sdtContent>
         <w:p>
           <w:pPr>
             <w:pStyle w:val="Innehllsfrteckningsrubrik"/>
+            <w:rPr>
+              <w:rFonts w:asciiTheme="majorBidi" w:hAnsiTheme="majorBidi"/>
+            </w:rPr>
           </w:pPr>
         </w:p>
         <w:p>
@@ -129,28 +212,40 @@
               <w:tab w:val="right" w:leader="dot" w:pos="9062"/>
             </w:tabs>
             <w:rPr>
+              <w:rFonts w:asciiTheme="majorBidi" w:hAnsiTheme="majorBidi" w:cstheme="majorBidi"/>
               <w:noProof/>
             </w:rPr>
           </w:pPr>
           <w:r>
+            <w:rPr>
+              <w:rFonts w:asciiTheme="majorBidi" w:hAnsiTheme="majorBidi" w:cstheme="majorBidi"/>
+            </w:rPr>
             <w:fldChar w:fldCharType="begin"/>
           </w:r>
           <w:r>
+            <w:rPr>
+              <w:rFonts w:asciiTheme="majorBidi" w:hAnsiTheme="majorBidi" w:cstheme="majorBidi"/>
+            </w:rPr>
             <w:instrText xml:space="preserve"> TOC \o "1-3" \h \z \u </w:instrText>
           </w:r>
           <w:r>
+            <w:rPr>
+              <w:rFonts w:asciiTheme="majorBidi" w:hAnsiTheme="majorBidi" w:cstheme="majorBidi"/>
+            </w:rPr>
             <w:fldChar w:fldCharType="separate"/>
           </w:r>
           <w:hyperlink w:anchor="_Toc236046057" w:history="1">
             <w:r>
               <w:rPr>
                 <w:rStyle w:val="Hyperlnk"/>
+                <w:rFonts w:asciiTheme="majorBidi" w:hAnsiTheme="majorBidi" w:cstheme="majorBidi"/>
                 <w:noProof/>
               </w:rPr>
               <w:t>Revision History</w:t>
             </w:r>
             <w:r>
               <w:rPr>
+                <w:rFonts w:asciiTheme="majorBidi" w:hAnsiTheme="majorBidi" w:cstheme="majorBidi"/>
                 <w:noProof/>
                 <w:webHidden/>
               </w:rPr>
@@ -158,6 +253,7 @@
             </w:r>
             <w:r>
               <w:rPr>
+                <w:rFonts w:asciiTheme="majorBidi" w:hAnsiTheme="majorBidi" w:cstheme="majorBidi"/>
                 <w:noProof/>
                 <w:webHidden/>
               </w:rPr>
@@ -165,6 +261,7 @@
             </w:r>
             <w:r>
               <w:rPr>
+                <w:rFonts w:asciiTheme="majorBidi" w:hAnsiTheme="majorBidi" w:cstheme="majorBidi"/>
                 <w:noProof/>
                 <w:webHidden/>
               </w:rPr>
@@ -172,12 +269,14 @@
             </w:r>
             <w:r>
               <w:rPr>
-                <w:noProof/>
-                <w:webHidden/>
-              </w:rPr>
-            </w:r>
-            <w:r>
-              <w:rPr>
+                <w:rFonts w:asciiTheme="majorBidi" w:hAnsiTheme="majorBidi" w:cstheme="majorBidi"/>
+                <w:noProof/>
+                <w:webHidden/>
+              </w:rPr>
+            </w:r>
+            <w:r>
+              <w:rPr>
+                <w:rFonts w:asciiTheme="majorBidi" w:hAnsiTheme="majorBidi" w:cstheme="majorBidi"/>
                 <w:noProof/>
                 <w:webHidden/>
               </w:rPr>
@@ -185,6 +284,7 @@
             </w:r>
             <w:r>
               <w:rPr>
+                <w:rFonts w:asciiTheme="majorBidi" w:hAnsiTheme="majorBidi" w:cstheme="majorBidi"/>
                 <w:noProof/>
                 <w:webHidden/>
               </w:rPr>
@@ -192,6 +292,7 @@
             </w:r>
             <w:r>
               <w:rPr>
+                <w:rFonts w:asciiTheme="majorBidi" w:hAnsiTheme="majorBidi" w:cstheme="majorBidi"/>
                 <w:noProof/>
                 <w:webHidden/>
               </w:rPr>
@@ -206,6 +307,7 @@
               <w:tab w:val="right" w:leader="dot" w:pos="9062"/>
             </w:tabs>
             <w:rPr>
+              <w:rFonts w:asciiTheme="majorBidi" w:hAnsiTheme="majorBidi" w:cstheme="majorBidi"/>
               <w:noProof/>
             </w:rPr>
           </w:pPr>
@@ -213,12 +315,14 @@
             <w:r>
               <w:rPr>
                 <w:rStyle w:val="Hyperlnk"/>
+                <w:rFonts w:asciiTheme="majorBidi" w:hAnsiTheme="majorBidi" w:cstheme="majorBidi"/>
                 <w:noProof/>
               </w:rPr>
               <w:t>Risk List</w:t>
             </w:r>
             <w:r>
               <w:rPr>
+                <w:rFonts w:asciiTheme="majorBidi" w:hAnsiTheme="majorBidi" w:cstheme="majorBidi"/>
                 <w:noProof/>
                 <w:webHidden/>
               </w:rPr>
@@ -226,6 +330,7 @@
             </w:r>
             <w:r>
               <w:rPr>
+                <w:rFonts w:asciiTheme="majorBidi" w:hAnsiTheme="majorBidi" w:cstheme="majorBidi"/>
                 <w:noProof/>
                 <w:webHidden/>
               </w:rPr>
@@ -233,6 +338,7 @@
             </w:r>
             <w:r>
               <w:rPr>
+                <w:rFonts w:asciiTheme="majorBidi" w:hAnsiTheme="majorBidi" w:cstheme="majorBidi"/>
                 <w:noProof/>
                 <w:webHidden/>
               </w:rPr>
@@ -240,12 +346,14 @@
             </w:r>
             <w:r>
               <w:rPr>
-                <w:noProof/>
-                <w:webHidden/>
-              </w:rPr>
-            </w:r>
-            <w:r>
-              <w:rPr>
+                <w:rFonts w:asciiTheme="majorBidi" w:hAnsiTheme="majorBidi" w:cstheme="majorBidi"/>
+                <w:noProof/>
+                <w:webHidden/>
+              </w:rPr>
+            </w:r>
+            <w:r>
+              <w:rPr>
+                <w:rFonts w:asciiTheme="majorBidi" w:hAnsiTheme="majorBidi" w:cstheme="majorBidi"/>
                 <w:noProof/>
                 <w:webHidden/>
               </w:rPr>
@@ -253,6 +361,7 @@
             </w:r>
             <w:r>
               <w:rPr>
+                <w:rFonts w:asciiTheme="majorBidi" w:hAnsiTheme="majorBidi" w:cstheme="majorBidi"/>
                 <w:noProof/>
                 <w:webHidden/>
               </w:rPr>
@@ -260,6 +369,7 @@
             </w:r>
             <w:r>
               <w:rPr>
+                <w:rFonts w:asciiTheme="majorBidi" w:hAnsiTheme="majorBidi" w:cstheme="majorBidi"/>
                 <w:noProof/>
                 <w:webHidden/>
               </w:rPr>
@@ -274,6 +384,7 @@
               <w:tab w:val="right" w:leader="dot" w:pos="9062"/>
             </w:tabs>
             <w:rPr>
+              <w:rFonts w:asciiTheme="majorBidi" w:hAnsiTheme="majorBidi" w:cstheme="majorBidi"/>
               <w:noProof/>
             </w:rPr>
           </w:pPr>
@@ -281,12 +392,14 @@
             <w:r>
               <w:rPr>
                 <w:rStyle w:val="Hyperlnk"/>
+                <w:rFonts w:asciiTheme="majorBidi" w:hAnsiTheme="majorBidi" w:cstheme="majorBidi"/>
                 <w:noProof/>
               </w:rPr>
               <w:t>Risk Handling Plans</w:t>
             </w:r>
             <w:r>
               <w:rPr>
+                <w:rFonts w:asciiTheme="majorBidi" w:hAnsiTheme="majorBidi" w:cstheme="majorBidi"/>
                 <w:noProof/>
                 <w:webHidden/>
               </w:rPr>
@@ -294,6 +407,7 @@
             </w:r>
             <w:r>
               <w:rPr>
+                <w:rFonts w:asciiTheme="majorBidi" w:hAnsiTheme="majorBidi" w:cstheme="majorBidi"/>
                 <w:noProof/>
                 <w:webHidden/>
               </w:rPr>
@@ -301,6 +415,7 @@
             </w:r>
             <w:r>
               <w:rPr>
+                <w:rFonts w:asciiTheme="majorBidi" w:hAnsiTheme="majorBidi" w:cstheme="majorBidi"/>
                 <w:noProof/>
                 <w:webHidden/>
               </w:rPr>
@@ -308,12 +423,14 @@
             </w:r>
             <w:r>
               <w:rPr>
-                <w:noProof/>
-                <w:webHidden/>
-              </w:rPr>
-            </w:r>
-            <w:r>
-              <w:rPr>
+                <w:rFonts w:asciiTheme="majorBidi" w:hAnsiTheme="majorBidi" w:cstheme="majorBidi"/>
+                <w:noProof/>
+                <w:webHidden/>
+              </w:rPr>
+            </w:r>
+            <w:r>
+              <w:rPr>
+                <w:rFonts w:asciiTheme="majorBidi" w:hAnsiTheme="majorBidi" w:cstheme="majorBidi"/>
                 <w:noProof/>
                 <w:webHidden/>
               </w:rPr>
@@ -321,6 +438,7 @@
             </w:r>
             <w:r>
               <w:rPr>
+                <w:rFonts w:asciiTheme="majorBidi" w:hAnsiTheme="majorBidi" w:cstheme="majorBidi"/>
                 <w:noProof/>
                 <w:webHidden/>
               </w:rPr>
@@ -328,6 +446,7 @@
             </w:r>
             <w:r>
               <w:rPr>
+                <w:rFonts w:asciiTheme="majorBidi" w:hAnsiTheme="majorBidi" w:cstheme="majorBidi"/>
                 <w:noProof/>
                 <w:webHidden/>
               </w:rPr>
@@ -342,6 +461,7 @@
               <w:tab w:val="right" w:leader="dot" w:pos="9062"/>
             </w:tabs>
             <w:rPr>
+              <w:rFonts w:asciiTheme="majorBidi" w:hAnsiTheme="majorBidi" w:cstheme="majorBidi"/>
               <w:noProof/>
             </w:rPr>
           </w:pPr>
@@ -349,12 +469,14 @@
             <w:r>
               <w:rPr>
                 <w:rStyle w:val="Hyperlnk"/>
+                <w:rFonts w:asciiTheme="majorBidi" w:hAnsiTheme="majorBidi" w:cstheme="majorBidi"/>
                 <w:noProof/>
               </w:rPr>
               <w:t>R1. Incomplete or Changing API Documentation</w:t>
             </w:r>
             <w:r>
               <w:rPr>
+                <w:rFonts w:asciiTheme="majorBidi" w:hAnsiTheme="majorBidi" w:cstheme="majorBidi"/>
                 <w:noProof/>
                 <w:webHidden/>
               </w:rPr>
@@ -362,6 +484,7 @@
             </w:r>
             <w:r>
               <w:rPr>
+                <w:rFonts w:asciiTheme="majorBidi" w:hAnsiTheme="majorBidi" w:cstheme="majorBidi"/>
                 <w:noProof/>
                 <w:webHidden/>
               </w:rPr>
@@ -369,6 +492,7 @@
             </w:r>
             <w:r>
               <w:rPr>
+                <w:rFonts w:asciiTheme="majorBidi" w:hAnsiTheme="majorBidi" w:cstheme="majorBidi"/>
                 <w:noProof/>
                 <w:webHidden/>
               </w:rPr>
@@ -376,12 +500,14 @@
             </w:r>
             <w:r>
               <w:rPr>
-                <w:noProof/>
-                <w:webHidden/>
-              </w:rPr>
-            </w:r>
-            <w:r>
-              <w:rPr>
+                <w:rFonts w:asciiTheme="majorBidi" w:hAnsiTheme="majorBidi" w:cstheme="majorBidi"/>
+                <w:noProof/>
+                <w:webHidden/>
+              </w:rPr>
+            </w:r>
+            <w:r>
+              <w:rPr>
+                <w:rFonts w:asciiTheme="majorBidi" w:hAnsiTheme="majorBidi" w:cstheme="majorBidi"/>
                 <w:noProof/>
                 <w:webHidden/>
               </w:rPr>
@@ -389,6 +515,7 @@
             </w:r>
             <w:r>
               <w:rPr>
+                <w:rFonts w:asciiTheme="majorBidi" w:hAnsiTheme="majorBidi" w:cstheme="majorBidi"/>
                 <w:noProof/>
                 <w:webHidden/>
               </w:rPr>
@@ -396,6 +523,7 @@
             </w:r>
             <w:r>
               <w:rPr>
+                <w:rFonts w:asciiTheme="majorBidi" w:hAnsiTheme="majorBidi" w:cstheme="majorBidi"/>
                 <w:noProof/>
                 <w:webHidden/>
               </w:rPr>
@@ -410,6 +538,7 @@
               <w:tab w:val="right" w:leader="dot" w:pos="9062"/>
             </w:tabs>
             <w:rPr>
+              <w:rFonts w:asciiTheme="majorBidi" w:hAnsiTheme="majorBidi" w:cstheme="majorBidi"/>
               <w:noProof/>
             </w:rPr>
           </w:pPr>
@@ -417,12 +546,14 @@
             <w:r>
               <w:rPr>
                 <w:rStyle w:val="Hyperlnk"/>
+                <w:rFonts w:asciiTheme="majorBidi" w:hAnsiTheme="majorBidi" w:cstheme="majorBidi"/>
                 <w:noProof/>
               </w:rPr>
               <w:t>R2. Backend Integration Failure</w:t>
             </w:r>
             <w:r>
               <w:rPr>
+                <w:rFonts w:asciiTheme="majorBidi" w:hAnsiTheme="majorBidi" w:cstheme="majorBidi"/>
                 <w:noProof/>
                 <w:webHidden/>
               </w:rPr>
@@ -430,6 +561,7 @@
             </w:r>
             <w:r>
               <w:rPr>
+                <w:rFonts w:asciiTheme="majorBidi" w:hAnsiTheme="majorBidi" w:cstheme="majorBidi"/>
                 <w:noProof/>
                 <w:webHidden/>
               </w:rPr>
@@ -437,6 +569,7 @@
             </w:r>
             <w:r>
               <w:rPr>
+                <w:rFonts w:asciiTheme="majorBidi" w:hAnsiTheme="majorBidi" w:cstheme="majorBidi"/>
                 <w:noProof/>
                 <w:webHidden/>
               </w:rPr>
@@ -444,12 +577,14 @@
             </w:r>
             <w:r>
               <w:rPr>
-                <w:noProof/>
-                <w:webHidden/>
-              </w:rPr>
-            </w:r>
-            <w:r>
-              <w:rPr>
+                <w:rFonts w:asciiTheme="majorBidi" w:hAnsiTheme="majorBidi" w:cstheme="majorBidi"/>
+                <w:noProof/>
+                <w:webHidden/>
+              </w:rPr>
+            </w:r>
+            <w:r>
+              <w:rPr>
+                <w:rFonts w:asciiTheme="majorBidi" w:hAnsiTheme="majorBidi" w:cstheme="majorBidi"/>
                 <w:noProof/>
                 <w:webHidden/>
               </w:rPr>
@@ -457,6 +592,7 @@
             </w:r>
             <w:r>
               <w:rPr>
+                <w:rFonts w:asciiTheme="majorBidi" w:hAnsiTheme="majorBidi" w:cstheme="majorBidi"/>
                 <w:noProof/>
                 <w:webHidden/>
               </w:rPr>
@@ -464,6 +600,7 @@
             </w:r>
             <w:r>
               <w:rPr>
+                <w:rFonts w:asciiTheme="majorBidi" w:hAnsiTheme="majorBidi" w:cstheme="majorBidi"/>
                 <w:noProof/>
                 <w:webHidden/>
               </w:rPr>
@@ -478,6 +615,7 @@
               <w:tab w:val="right" w:leader="dot" w:pos="9062"/>
             </w:tabs>
             <w:rPr>
+              <w:rFonts w:asciiTheme="majorBidi" w:hAnsiTheme="majorBidi" w:cstheme="majorBidi"/>
               <w:noProof/>
             </w:rPr>
           </w:pPr>
@@ -485,12 +623,14 @@
             <w:r>
               <w:rPr>
                 <w:rStyle w:val="Hyperlnk"/>
+                <w:rFonts w:asciiTheme="majorBidi" w:hAnsiTheme="majorBidi" w:cstheme="majorBidi"/>
                 <w:noProof/>
               </w:rPr>
               <w:t>R3. Device Secret Loss or Exposure</w:t>
             </w:r>
             <w:r>
               <w:rPr>
+                <w:rFonts w:asciiTheme="majorBidi" w:hAnsiTheme="majorBidi" w:cstheme="majorBidi"/>
                 <w:noProof/>
                 <w:webHidden/>
               </w:rPr>
@@ -498,6 +638,7 @@
             </w:r>
             <w:r>
               <w:rPr>
+                <w:rFonts w:asciiTheme="majorBidi" w:hAnsiTheme="majorBidi" w:cstheme="majorBidi"/>
                 <w:noProof/>
                 <w:webHidden/>
               </w:rPr>
@@ -505,6 +646,7 @@
             </w:r>
             <w:r>
               <w:rPr>
+                <w:rFonts w:asciiTheme="majorBidi" w:hAnsiTheme="majorBidi" w:cstheme="majorBidi"/>
                 <w:noProof/>
                 <w:webHidden/>
               </w:rPr>
@@ -512,12 +654,14 @@
             </w:r>
             <w:r>
               <w:rPr>
-                <w:noProof/>
-                <w:webHidden/>
-              </w:rPr>
-            </w:r>
-            <w:r>
-              <w:rPr>
+                <w:rFonts w:asciiTheme="majorBidi" w:hAnsiTheme="majorBidi" w:cstheme="majorBidi"/>
+                <w:noProof/>
+                <w:webHidden/>
+              </w:rPr>
+            </w:r>
+            <w:r>
+              <w:rPr>
+                <w:rFonts w:asciiTheme="majorBidi" w:hAnsiTheme="majorBidi" w:cstheme="majorBidi"/>
                 <w:noProof/>
                 <w:webHidden/>
               </w:rPr>
@@ -525,6 +669,7 @@
             </w:r>
             <w:r>
               <w:rPr>
+                <w:rFonts w:asciiTheme="majorBidi" w:hAnsiTheme="majorBidi" w:cstheme="majorBidi"/>
                 <w:noProof/>
                 <w:webHidden/>
               </w:rPr>
@@ -532,6 +677,7 @@
             </w:r>
             <w:r>
               <w:rPr>
+                <w:rFonts w:asciiTheme="majorBidi" w:hAnsiTheme="majorBidi" w:cstheme="majorBidi"/>
                 <w:noProof/>
                 <w:webHidden/>
               </w:rPr>
@@ -546,6 +692,7 @@
               <w:tab w:val="right" w:leader="dot" w:pos="9062"/>
             </w:tabs>
             <w:rPr>
+              <w:rFonts w:asciiTheme="majorBidi" w:hAnsiTheme="majorBidi" w:cstheme="majorBidi"/>
               <w:noProof/>
             </w:rPr>
           </w:pPr>
@@ -553,12 +700,14 @@
             <w:r>
               <w:rPr>
                 <w:rStyle w:val="Hyperlnk"/>
+                <w:rFonts w:asciiTheme="majorBidi" w:hAnsiTheme="majorBidi" w:cstheme="majorBidi"/>
                 <w:noProof/>
               </w:rPr>
               <w:t>R4. Duplicate Device Registration</w:t>
             </w:r>
             <w:r>
               <w:rPr>
+                <w:rFonts w:asciiTheme="majorBidi" w:hAnsiTheme="majorBidi" w:cstheme="majorBidi"/>
                 <w:noProof/>
                 <w:webHidden/>
               </w:rPr>
@@ -566,6 +715,7 @@
             </w:r>
             <w:r>
               <w:rPr>
+                <w:rFonts w:asciiTheme="majorBidi" w:hAnsiTheme="majorBidi" w:cstheme="majorBidi"/>
                 <w:noProof/>
                 <w:webHidden/>
               </w:rPr>
@@ -573,6 +723,7 @@
             </w:r>
             <w:r>
               <w:rPr>
+                <w:rFonts w:asciiTheme="majorBidi" w:hAnsiTheme="majorBidi" w:cstheme="majorBidi"/>
                 <w:noProof/>
                 <w:webHidden/>
               </w:rPr>
@@ -580,12 +731,14 @@
             </w:r>
             <w:r>
               <w:rPr>
-                <w:noProof/>
-                <w:webHidden/>
-              </w:rPr>
-            </w:r>
-            <w:r>
-              <w:rPr>
+                <w:rFonts w:asciiTheme="majorBidi" w:hAnsiTheme="majorBidi" w:cstheme="majorBidi"/>
+                <w:noProof/>
+                <w:webHidden/>
+              </w:rPr>
+            </w:r>
+            <w:r>
+              <w:rPr>
+                <w:rFonts w:asciiTheme="majorBidi" w:hAnsiTheme="majorBidi" w:cstheme="majorBidi"/>
                 <w:noProof/>
                 <w:webHidden/>
               </w:rPr>
@@ -593,6 +746,7 @@
             </w:r>
             <w:r>
               <w:rPr>
+                <w:rFonts w:asciiTheme="majorBidi" w:hAnsiTheme="majorBidi" w:cstheme="majorBidi"/>
                 <w:noProof/>
                 <w:webHidden/>
               </w:rPr>
@@ -600,6 +754,7 @@
             </w:r>
             <w:r>
               <w:rPr>
+                <w:rFonts w:asciiTheme="majorBidi" w:hAnsiTheme="majorBidi" w:cstheme="majorBidi"/>
                 <w:noProof/>
                 <w:webHidden/>
               </w:rPr>
@@ -614,6 +769,7 @@
               <w:tab w:val="right" w:leader="dot" w:pos="9062"/>
             </w:tabs>
             <w:rPr>
+              <w:rFonts w:asciiTheme="majorBidi" w:hAnsiTheme="majorBidi" w:cstheme="majorBidi"/>
               <w:noProof/>
             </w:rPr>
           </w:pPr>
@@ -621,12 +777,14 @@
             <w:r>
               <w:rPr>
                 <w:rStyle w:val="Hyperlnk"/>
+                <w:rFonts w:asciiTheme="majorBidi" w:hAnsiTheme="majorBidi" w:cstheme="majorBidi"/>
                 <w:noProof/>
               </w:rPr>
               <w:t>R5. Network or Backend Unavailability</w:t>
             </w:r>
             <w:r>
               <w:rPr>
+                <w:rFonts w:asciiTheme="majorBidi" w:hAnsiTheme="majorBidi" w:cstheme="majorBidi"/>
                 <w:noProof/>
                 <w:webHidden/>
               </w:rPr>
@@ -634,6 +792,7 @@
             </w:r>
             <w:r>
               <w:rPr>
+                <w:rFonts w:asciiTheme="majorBidi" w:hAnsiTheme="majorBidi" w:cstheme="majorBidi"/>
                 <w:noProof/>
                 <w:webHidden/>
               </w:rPr>
@@ -641,6 +800,7 @@
             </w:r>
             <w:r>
               <w:rPr>
+                <w:rFonts w:asciiTheme="majorBidi" w:hAnsiTheme="majorBidi" w:cstheme="majorBidi"/>
                 <w:noProof/>
                 <w:webHidden/>
               </w:rPr>
@@ -648,12 +808,14 @@
             </w:r>
             <w:r>
               <w:rPr>
-                <w:noProof/>
-                <w:webHidden/>
-              </w:rPr>
-            </w:r>
-            <w:r>
-              <w:rPr>
+                <w:rFonts w:asciiTheme="majorBidi" w:hAnsiTheme="majorBidi" w:cstheme="majorBidi"/>
+                <w:noProof/>
+                <w:webHidden/>
+              </w:rPr>
+            </w:r>
+            <w:r>
+              <w:rPr>
+                <w:rFonts w:asciiTheme="majorBidi" w:hAnsiTheme="majorBidi" w:cstheme="majorBidi"/>
                 <w:noProof/>
                 <w:webHidden/>
               </w:rPr>
@@ -661,6 +823,7 @@
             </w:r>
             <w:r>
               <w:rPr>
+                <w:rFonts w:asciiTheme="majorBidi" w:hAnsiTheme="majorBidi" w:cstheme="majorBidi"/>
                 <w:noProof/>
                 <w:webHidden/>
               </w:rPr>
@@ -668,6 +831,7 @@
             </w:r>
             <w:r>
               <w:rPr>
+                <w:rFonts w:asciiTheme="majorBidi" w:hAnsiTheme="majorBidi" w:cstheme="majorBidi"/>
                 <w:noProof/>
                 <w:webHidden/>
               </w:rPr>
@@ -682,6 +846,7 @@
               <w:tab w:val="right" w:leader="dot" w:pos="9062"/>
             </w:tabs>
             <w:rPr>
+              <w:rFonts w:asciiTheme="majorBidi" w:hAnsiTheme="majorBidi" w:cstheme="majorBidi"/>
               <w:noProof/>
             </w:rPr>
           </w:pPr>
@@ -689,12 +854,14 @@
             <w:r>
               <w:rPr>
                 <w:rStyle w:val="Hyperlnk"/>
+                <w:rFonts w:asciiTheme="majorBidi" w:hAnsiTheme="majorBidi" w:cstheme="majorBidi"/>
                 <w:noProof/>
               </w:rPr>
               <w:t>R6. Multiple Device Performance Problems</w:t>
             </w:r>
             <w:r>
               <w:rPr>
+                <w:rFonts w:asciiTheme="majorBidi" w:hAnsiTheme="majorBidi" w:cstheme="majorBidi"/>
                 <w:noProof/>
                 <w:webHidden/>
               </w:rPr>
@@ -702,6 +869,7 @@
             </w:r>
             <w:r>
               <w:rPr>
+                <w:rFonts w:asciiTheme="majorBidi" w:hAnsiTheme="majorBidi" w:cstheme="majorBidi"/>
                 <w:noProof/>
                 <w:webHidden/>
               </w:rPr>
@@ -709,6 +877,7 @@
             </w:r>
             <w:r>
               <w:rPr>
+                <w:rFonts w:asciiTheme="majorBidi" w:hAnsiTheme="majorBidi" w:cstheme="majorBidi"/>
                 <w:noProof/>
                 <w:webHidden/>
               </w:rPr>
@@ -716,12 +885,14 @@
             </w:r>
             <w:r>
               <w:rPr>
-                <w:noProof/>
-                <w:webHidden/>
-              </w:rPr>
-            </w:r>
-            <w:r>
-              <w:rPr>
+                <w:rFonts w:asciiTheme="majorBidi" w:hAnsiTheme="majorBidi" w:cstheme="majorBidi"/>
+                <w:noProof/>
+                <w:webHidden/>
+              </w:rPr>
+            </w:r>
+            <w:r>
+              <w:rPr>
+                <w:rFonts w:asciiTheme="majorBidi" w:hAnsiTheme="majorBidi" w:cstheme="majorBidi"/>
                 <w:noProof/>
                 <w:webHidden/>
               </w:rPr>
@@ -729,6 +900,7 @@
             </w:r>
             <w:r>
               <w:rPr>
+                <w:rFonts w:asciiTheme="majorBidi" w:hAnsiTheme="majorBidi" w:cstheme="majorBidi"/>
                 <w:noProof/>
                 <w:webHidden/>
               </w:rPr>
@@ -736,6 +908,7 @@
             </w:r>
             <w:r>
               <w:rPr>
+                <w:rFonts w:asciiTheme="majorBidi" w:hAnsiTheme="majorBidi" w:cstheme="majorBidi"/>
                 <w:noProof/>
                 <w:webHidden/>
               </w:rPr>
@@ -744,8 +917,14 @@
           </w:hyperlink>
         </w:p>
         <w:p>
+          <w:pPr>
+            <w:rPr>
+              <w:rFonts w:asciiTheme="majorBidi" w:hAnsiTheme="majorBidi" w:cstheme="majorBidi"/>
+            </w:rPr>
+          </w:pPr>
           <w:r>
             <w:rPr>
+              <w:rFonts w:asciiTheme="majorBidi" w:hAnsiTheme="majorBidi" w:cstheme="majorBidi"/>
               <w:b/>
               <w:bCs/>
             </w:rPr>
@@ -757,22 +936,43 @@
     <w:p>
       <w:pPr>
         <w:pStyle w:val="Rubrik1"/>
-      </w:pPr>
-    </w:p>
-    <w:p/>
+        <w:rPr>
+          <w:rFonts w:asciiTheme="majorBidi" w:hAnsiTheme="majorBidi" w:cstheme="majorBidi"/>
+        </w:rPr>
+      </w:pPr>
+    </w:p>
+    <w:p>
+      <w:pPr>
+        <w:rPr>
+          <w:rFonts w:asciiTheme="majorBidi" w:hAnsiTheme="majorBidi" w:cstheme="majorBidi"/>
+        </w:rPr>
+      </w:pPr>
+    </w:p>
     <w:p>
       <w:pPr>
         <w:pStyle w:val="Rubrik1"/>
+        <w:rPr>
+          <w:rFonts w:asciiTheme="majorBidi" w:hAnsiTheme="majorBidi" w:cstheme="majorBidi"/>
+        </w:rPr>
       </w:pPr>
       <w:bookmarkStart w:id="1" w:name="_heading=h.p97vbb5n1gm5" w:colFirst="0" w:colLast="0"/>
       <w:bookmarkStart w:id="2" w:name="_Toc236046057"/>
       <w:bookmarkEnd w:id="1"/>
       <w:r>
+        <w:rPr>
+          <w:rFonts w:asciiTheme="majorBidi" w:hAnsiTheme="majorBidi" w:cstheme="majorBidi"/>
+        </w:rPr>
         <w:t>Revision History</w:t>
       </w:r>
       <w:bookmarkEnd w:id="2"/>
     </w:p>
-    <w:p/>
+    <w:p>
+      <w:pPr>
+        <w:rPr>
+          <w:rFonts w:asciiTheme="majorBidi" w:hAnsiTheme="majorBidi" w:cstheme="majorBidi"/>
+        </w:rPr>
+      </w:pPr>
+    </w:p>
     <w:tbl>
       <w:tblPr>
         <w:tblStyle w:val="a"/>
@@ -820,6 +1020,7 @@
               <w:spacing w:after="120"/>
               <w:jc w:val="center"/>
               <w:rPr>
+                <w:rFonts w:asciiTheme="majorBidi" w:hAnsiTheme="majorBidi" w:cstheme="majorBidi"/>
                 <w:b/>
                 <w:bCs/>
                 <w:color w:val="000000"/>
@@ -829,6 +1030,7 @@
             </w:pPr>
             <w:r>
               <w:rPr>
+                <w:rFonts w:asciiTheme="majorBidi" w:hAnsiTheme="majorBidi" w:cstheme="majorBidi"/>
                 <w:b/>
                 <w:bCs/>
                 <w:color w:val="000000"/>
@@ -863,6 +1065,7 @@
               <w:spacing w:after="120"/>
               <w:jc w:val="center"/>
               <w:rPr>
+                <w:rFonts w:asciiTheme="majorBidi" w:hAnsiTheme="majorBidi" w:cstheme="majorBidi"/>
                 <w:b/>
                 <w:bCs/>
                 <w:color w:val="000000"/>
@@ -872,6 +1075,7 @@
             </w:pPr>
             <w:r>
               <w:rPr>
+                <w:rFonts w:asciiTheme="majorBidi" w:hAnsiTheme="majorBidi" w:cstheme="majorBidi"/>
                 <w:b/>
                 <w:bCs/>
                 <w:color w:val="000000"/>
@@ -906,6 +1110,7 @@
               <w:spacing w:after="120"/>
               <w:jc w:val="center"/>
               <w:rPr>
+                <w:rFonts w:asciiTheme="majorBidi" w:hAnsiTheme="majorBidi" w:cstheme="majorBidi"/>
                 <w:b/>
                 <w:bCs/>
                 <w:color w:val="000000"/>
@@ -915,6 +1120,7 @@
             </w:pPr>
             <w:r>
               <w:rPr>
+                <w:rFonts w:asciiTheme="majorBidi" w:hAnsiTheme="majorBidi" w:cstheme="majorBidi"/>
                 <w:b/>
                 <w:bCs/>
                 <w:color w:val="000000"/>
@@ -949,6 +1155,7 @@
               <w:spacing w:after="120"/>
               <w:jc w:val="center"/>
               <w:rPr>
+                <w:rFonts w:asciiTheme="majorBidi" w:hAnsiTheme="majorBidi" w:cstheme="majorBidi"/>
                 <w:b/>
                 <w:bCs/>
                 <w:color w:val="000000"/>
@@ -958,6 +1165,7 @@
             </w:pPr>
             <w:r>
               <w:rPr>
+                <w:rFonts w:asciiTheme="majorBidi" w:hAnsiTheme="majorBidi" w:cstheme="majorBidi"/>
                 <w:b/>
                 <w:bCs/>
                 <w:color w:val="000000"/>
@@ -993,6 +1201,7 @@
               </w:pBdr>
               <w:spacing w:after="120"/>
               <w:rPr>
+                <w:rFonts w:asciiTheme="majorBidi" w:hAnsiTheme="majorBidi" w:cstheme="majorBidi"/>
                 <w:color w:val="000000"/>
                 <w:sz w:val="20"/>
                 <w:szCs w:val="20"/>
@@ -1000,6 +1209,7 @@
             </w:pPr>
             <w:r>
               <w:rPr>
+                <w:rFonts w:asciiTheme="majorBidi" w:hAnsiTheme="majorBidi" w:cstheme="majorBidi"/>
                 <w:color w:val="000000"/>
                 <w:sz w:val="20"/>
                 <w:szCs w:val="20"/>
@@ -1031,6 +1241,7 @@
               </w:pBdr>
               <w:spacing w:after="120"/>
               <w:rPr>
+                <w:rFonts w:asciiTheme="majorBidi" w:hAnsiTheme="majorBidi" w:cstheme="majorBidi"/>
                 <w:color w:val="000000"/>
                 <w:sz w:val="20"/>
                 <w:szCs w:val="20"/>
@@ -1038,6 +1249,7 @@
             </w:pPr>
             <w:r>
               <w:rPr>
+                <w:rFonts w:asciiTheme="majorBidi" w:hAnsiTheme="majorBidi" w:cstheme="majorBidi"/>
                 <w:color w:val="000000"/>
                 <w:sz w:val="20"/>
                 <w:szCs w:val="20"/>
@@ -1069,6 +1281,7 @@
               </w:pBdr>
               <w:spacing w:after="120"/>
               <w:rPr>
+                <w:rFonts w:asciiTheme="majorBidi" w:hAnsiTheme="majorBidi" w:cstheme="majorBidi"/>
                 <w:color w:val="000000"/>
                 <w:sz w:val="20"/>
                 <w:szCs w:val="20"/>
@@ -1076,6 +1289,7 @@
             </w:pPr>
             <w:r>
               <w:rPr>
+                <w:rFonts w:asciiTheme="majorBidi" w:hAnsiTheme="majorBidi" w:cstheme="majorBidi"/>
                 <w:color w:val="000000"/>
                 <w:sz w:val="20"/>
                 <w:szCs w:val="20"/>
@@ -1085,6 +1299,7 @@
             <w:proofErr w:type="spellStart"/>
             <w:r>
               <w:rPr>
+                <w:rFonts w:asciiTheme="majorBidi" w:hAnsiTheme="majorBidi" w:cstheme="majorBidi"/>
                 <w:color w:val="000000"/>
                 <w:sz w:val="20"/>
                 <w:szCs w:val="20"/>
@@ -1094,6 +1309,7 @@
             <w:proofErr w:type="spellEnd"/>
             <w:r>
               <w:rPr>
+                <w:rFonts w:asciiTheme="majorBidi" w:hAnsiTheme="majorBidi" w:cstheme="majorBidi"/>
                 <w:color w:val="000000"/>
                 <w:sz w:val="20"/>
                 <w:szCs w:val="20"/>
@@ -1125,6 +1341,7 @@
               </w:pBdr>
               <w:spacing w:after="120"/>
               <w:rPr>
+                <w:rFonts w:asciiTheme="majorBidi" w:hAnsiTheme="majorBidi" w:cstheme="majorBidi"/>
                 <w:color w:val="000000"/>
                 <w:sz w:val="20"/>
                 <w:szCs w:val="20"/>
@@ -1132,6 +1349,7 @@
             </w:pPr>
             <w:r>
               <w:rPr>
+                <w:rFonts w:asciiTheme="majorBidi" w:hAnsiTheme="majorBidi" w:cstheme="majorBidi"/>
                 <w:color w:val="000000"/>
                 <w:sz w:val="20"/>
                 <w:szCs w:val="20"/>
@@ -1142,21 +1360,45 @@
         </w:tc>
       </w:tr>
     </w:tbl>
-    <w:p/>
-    <w:p/>
+    <w:p>
+      <w:pPr>
+        <w:rPr>
+          <w:rFonts w:asciiTheme="majorBidi" w:hAnsiTheme="majorBidi" w:cstheme="majorBidi"/>
+        </w:rPr>
+      </w:pPr>
+    </w:p>
+    <w:p>
+      <w:pPr>
+        <w:rPr>
+          <w:rFonts w:asciiTheme="majorBidi" w:hAnsiTheme="majorBidi" w:cstheme="majorBidi"/>
+        </w:rPr>
+      </w:pPr>
+    </w:p>
     <w:p>
       <w:pPr>
         <w:pStyle w:val="Rubrik1"/>
+        <w:rPr>
+          <w:rFonts w:asciiTheme="majorBidi" w:hAnsiTheme="majorBidi" w:cstheme="majorBidi"/>
+        </w:rPr>
       </w:pPr>
       <w:bookmarkStart w:id="3" w:name="_heading=h.jwgwb8u8zkir" w:colFirst="0" w:colLast="0"/>
       <w:bookmarkStart w:id="4" w:name="_Toc236046058"/>
       <w:bookmarkEnd w:id="3"/>
       <w:r>
+        <w:rPr>
+          <w:rFonts w:asciiTheme="majorBidi" w:hAnsiTheme="majorBidi" w:cstheme="majorBidi"/>
+        </w:rPr>
         <w:t>Risk List</w:t>
       </w:r>
       <w:bookmarkEnd w:id="4"/>
     </w:p>
-    <w:p/>
+    <w:p>
+      <w:pPr>
+        <w:rPr>
+          <w:rFonts w:asciiTheme="majorBidi" w:hAnsiTheme="majorBidi" w:cstheme="majorBidi"/>
+        </w:rPr>
+      </w:pPr>
+    </w:p>
     <w:tbl>
       <w:tblPr>
         <w:tblStyle w:val="a0"/>
@@ -1210,7 +1452,7 @@
               </w:tabs>
               <w:spacing w:before="120" w:after="120"/>
               <w:rPr>
-                <w:rFonts w:ascii="Arial" w:eastAsia="Arial" w:hAnsi="Arial" w:cs="Arial"/>
+                <w:rFonts w:asciiTheme="majorBidi" w:eastAsia="Arial" w:hAnsiTheme="majorBidi" w:cstheme="majorBidi"/>
                 <w:b/>
                 <w:bCs/>
                 <w:color w:val="000000"/>
@@ -1220,7 +1462,7 @@
             </w:pPr>
             <w:r>
               <w:rPr>
-                <w:rFonts w:ascii="Arial" w:eastAsia="Arial" w:hAnsi="Arial" w:cs="Arial"/>
+                <w:rFonts w:asciiTheme="majorBidi" w:eastAsia="Arial" w:hAnsiTheme="majorBidi" w:cstheme="majorBidi"/>
                 <w:b/>
                 <w:bCs/>
                 <w:color w:val="000000"/>
@@ -1260,7 +1502,7 @@
               <w:spacing w:before="120" w:after="120"/>
               <w:jc w:val="center"/>
               <w:rPr>
-                <w:rFonts w:ascii="Arial" w:eastAsia="Arial" w:hAnsi="Arial" w:cs="Arial"/>
+                <w:rFonts w:asciiTheme="majorBidi" w:eastAsia="Arial" w:hAnsiTheme="majorBidi" w:cstheme="majorBidi"/>
                 <w:b/>
                 <w:bCs/>
                 <w:color w:val="000000"/>
@@ -1270,7 +1512,7 @@
             </w:pPr>
             <w:r>
               <w:rPr>
-                <w:rFonts w:ascii="Arial" w:eastAsia="Arial" w:hAnsi="Arial" w:cs="Arial"/>
+                <w:rFonts w:asciiTheme="majorBidi" w:eastAsia="Arial" w:hAnsiTheme="majorBidi" w:cstheme="majorBidi"/>
                 <w:b/>
                 <w:bCs/>
                 <w:color w:val="000000"/>
@@ -1302,15 +1544,21 @@
                 <w:tab w:val="right" w:pos="3617"/>
               </w:tabs>
               <w:spacing w:before="120" w:after="120"/>
+              <w:rPr>
+                <w:rFonts w:asciiTheme="majorBidi" w:hAnsiTheme="majorBidi" w:cstheme="majorBidi"/>
+              </w:rPr>
             </w:pPr>
             <w:r>
+              <w:rPr>
+                <w:rFonts w:asciiTheme="majorBidi" w:hAnsiTheme="majorBidi" w:cstheme="majorBidi"/>
+              </w:rPr>
               <w:t xml:space="preserve">R1.  </w:t>
             </w:r>
             <w:r>
-              <w:t xml:space="preserve"> </w:t>
-            </w:r>
-            <w:r>
-              <w:t>R1. Incomplete or Changing API Documentation</w:t>
+              <w:rPr>
+                <w:rFonts w:asciiTheme="majorBidi" w:hAnsiTheme="majorBidi" w:cstheme="majorBidi"/>
+              </w:rPr>
+              <w:t xml:space="preserve"> R1. Incomplete or Changing API Documentation</w:t>
             </w:r>
           </w:p>
         </w:tc>
@@ -1341,6 +1589,7 @@
               <w:spacing w:before="120" w:after="120"/>
               <w:jc w:val="center"/>
               <w:rPr>
+                <w:rFonts w:asciiTheme="majorBidi" w:hAnsiTheme="majorBidi" w:cstheme="majorBidi"/>
                 <w:color w:val="000000"/>
                 <w:sz w:val="20"/>
                 <w:szCs w:val="20"/>
@@ -1348,6 +1597,7 @@
             </w:pPr>
             <w:r>
               <w:rPr>
+                <w:rFonts w:asciiTheme="majorBidi" w:hAnsiTheme="majorBidi" w:cstheme="majorBidi"/>
                 <w:color w:val="000000"/>
                 <w:sz w:val="20"/>
                 <w:szCs w:val="20"/>
@@ -1377,8 +1627,14 @@
                 <w:tab w:val="right" w:pos="3617"/>
               </w:tabs>
               <w:spacing w:before="120" w:after="120"/>
+              <w:rPr>
+                <w:rFonts w:asciiTheme="majorBidi" w:hAnsiTheme="majorBidi" w:cstheme="majorBidi"/>
+              </w:rPr>
             </w:pPr>
             <w:r>
+              <w:rPr>
+                <w:rFonts w:asciiTheme="majorBidi" w:hAnsiTheme="majorBidi" w:cstheme="majorBidi"/>
+              </w:rPr>
               <w:lastRenderedPageBreak/>
               <w:t>R2. Backend Integration Failure</w:t>
             </w:r>
@@ -1411,6 +1667,7 @@
               <w:spacing w:before="120" w:after="120"/>
               <w:jc w:val="center"/>
               <w:rPr>
+                <w:rFonts w:asciiTheme="majorBidi" w:hAnsiTheme="majorBidi" w:cstheme="majorBidi"/>
                 <w:color w:val="000000"/>
                 <w:sz w:val="20"/>
                 <w:szCs w:val="20"/>
@@ -1418,6 +1675,7 @@
             </w:pPr>
             <w:r>
               <w:rPr>
+                <w:rFonts w:asciiTheme="majorBidi" w:hAnsiTheme="majorBidi" w:cstheme="majorBidi"/>
                 <w:color w:val="000000"/>
                 <w:sz w:val="20"/>
                 <w:szCs w:val="20"/>
@@ -1447,8 +1705,14 @@
                 <w:tab w:val="right" w:pos="3617"/>
               </w:tabs>
               <w:spacing w:before="120" w:after="120"/>
+              <w:rPr>
+                <w:rFonts w:asciiTheme="majorBidi" w:hAnsiTheme="majorBidi" w:cstheme="majorBidi"/>
+              </w:rPr>
             </w:pPr>
             <w:r>
+              <w:rPr>
+                <w:rFonts w:asciiTheme="majorBidi" w:hAnsiTheme="majorBidi" w:cstheme="majorBidi"/>
+              </w:rPr>
               <w:t>R3. Device Secret Loss or Exposure</w:t>
             </w:r>
           </w:p>
@@ -1480,6 +1744,7 @@
               <w:spacing w:before="120" w:after="120"/>
               <w:jc w:val="center"/>
               <w:rPr>
+                <w:rFonts w:asciiTheme="majorBidi" w:hAnsiTheme="majorBidi" w:cstheme="majorBidi"/>
                 <w:color w:val="000000"/>
                 <w:sz w:val="20"/>
                 <w:szCs w:val="20"/>
@@ -1487,6 +1752,7 @@
             </w:pPr>
             <w:r>
               <w:rPr>
+                <w:rFonts w:asciiTheme="majorBidi" w:hAnsiTheme="majorBidi" w:cstheme="majorBidi"/>
                 <w:color w:val="000000"/>
                 <w:sz w:val="20"/>
                 <w:szCs w:val="20"/>
@@ -1513,8 +1779,14 @@
           <w:p>
             <w:pPr>
               <w:spacing w:before="120" w:after="120"/>
+              <w:rPr>
+                <w:rFonts w:asciiTheme="majorBidi" w:hAnsiTheme="majorBidi" w:cstheme="majorBidi"/>
+              </w:rPr>
             </w:pPr>
             <w:r>
+              <w:rPr>
+                <w:rFonts w:asciiTheme="majorBidi" w:hAnsiTheme="majorBidi" w:cstheme="majorBidi"/>
+              </w:rPr>
               <w:t>R4. Duplicate Device Registration</w:t>
             </w:r>
           </w:p>
@@ -1546,6 +1818,7 @@
               <w:spacing w:before="120" w:after="120"/>
               <w:jc w:val="center"/>
               <w:rPr>
+                <w:rFonts w:asciiTheme="majorBidi" w:hAnsiTheme="majorBidi" w:cstheme="majorBidi"/>
                 <w:color w:val="000000"/>
                 <w:sz w:val="20"/>
                 <w:szCs w:val="20"/>
@@ -1553,6 +1826,7 @@
             </w:pPr>
             <w:r>
               <w:rPr>
+                <w:rFonts w:asciiTheme="majorBidi" w:hAnsiTheme="majorBidi" w:cstheme="majorBidi"/>
                 <w:color w:val="000000"/>
                 <w:sz w:val="20"/>
                 <w:szCs w:val="20"/>
@@ -1579,8 +1853,14 @@
           <w:p>
             <w:pPr>
               <w:spacing w:before="120" w:after="120"/>
+              <w:rPr>
+                <w:rFonts w:asciiTheme="majorBidi" w:hAnsiTheme="majorBidi" w:cstheme="majorBidi"/>
+              </w:rPr>
             </w:pPr>
             <w:r>
+              <w:rPr>
+                <w:rFonts w:asciiTheme="majorBidi" w:hAnsiTheme="majorBidi" w:cstheme="majorBidi"/>
+              </w:rPr>
               <w:t>R5. Network or Backend Unavailability</w:t>
             </w:r>
           </w:p>
@@ -1612,6 +1892,7 @@
               <w:spacing w:before="120" w:after="120"/>
               <w:jc w:val="center"/>
               <w:rPr>
+                <w:rFonts w:asciiTheme="majorBidi" w:hAnsiTheme="majorBidi" w:cstheme="majorBidi"/>
                 <w:color w:val="000000"/>
                 <w:sz w:val="20"/>
                 <w:szCs w:val="20"/>
@@ -1619,6 +1900,7 @@
             </w:pPr>
             <w:r>
               <w:rPr>
+                <w:rFonts w:asciiTheme="majorBidi" w:hAnsiTheme="majorBidi" w:cstheme="majorBidi"/>
                 <w:color w:val="000000"/>
                 <w:sz w:val="20"/>
                 <w:szCs w:val="20"/>
@@ -1645,8 +1927,14 @@
           <w:p>
             <w:pPr>
               <w:spacing w:before="120" w:after="120"/>
+              <w:rPr>
+                <w:rFonts w:asciiTheme="majorBidi" w:hAnsiTheme="majorBidi" w:cstheme="majorBidi"/>
+              </w:rPr>
             </w:pPr>
             <w:r>
+              <w:rPr>
+                <w:rFonts w:asciiTheme="majorBidi" w:hAnsiTheme="majorBidi" w:cstheme="majorBidi"/>
+              </w:rPr>
               <w:t>R6. Multiple Device Performance Problems</w:t>
             </w:r>
           </w:p>
@@ -1678,6 +1966,7 @@
               <w:spacing w:before="120" w:after="120"/>
               <w:jc w:val="center"/>
               <w:rPr>
+                <w:rFonts w:asciiTheme="majorBidi" w:hAnsiTheme="majorBidi" w:cstheme="majorBidi"/>
                 <w:color w:val="000000"/>
                 <w:sz w:val="20"/>
                 <w:szCs w:val="20"/>
@@ -1685,6 +1974,7 @@
             </w:pPr>
             <w:r>
               <w:rPr>
+                <w:rFonts w:asciiTheme="majorBidi" w:hAnsiTheme="majorBidi" w:cstheme="majorBidi"/>
                 <w:color w:val="000000"/>
                 <w:sz w:val="20"/>
                 <w:szCs w:val="20"/>
@@ -1695,17 +1985,41 @@
         </w:tc>
       </w:tr>
     </w:tbl>
-    <w:p/>
-    <w:p/>
-    <w:p/>
+    <w:p>
+      <w:pPr>
+        <w:rPr>
+          <w:rFonts w:asciiTheme="majorBidi" w:hAnsiTheme="majorBidi" w:cstheme="majorBidi"/>
+        </w:rPr>
+      </w:pPr>
+    </w:p>
+    <w:p>
+      <w:pPr>
+        <w:rPr>
+          <w:rFonts w:asciiTheme="majorBidi" w:hAnsiTheme="majorBidi" w:cstheme="majorBidi"/>
+        </w:rPr>
+      </w:pPr>
+    </w:p>
+    <w:p>
+      <w:pPr>
+        <w:rPr>
+          <w:rFonts w:asciiTheme="majorBidi" w:hAnsiTheme="majorBidi" w:cstheme="majorBidi"/>
+        </w:rPr>
+      </w:pPr>
+    </w:p>
     <w:p>
       <w:pPr>
         <w:pStyle w:val="Rubrik1"/>
+        <w:rPr>
+          <w:rFonts w:asciiTheme="majorBidi" w:hAnsiTheme="majorBidi" w:cstheme="majorBidi"/>
+        </w:rPr>
       </w:pPr>
       <w:bookmarkStart w:id="5" w:name="_heading=h.sacuifxxyj06" w:colFirst="0" w:colLast="0"/>
       <w:bookmarkStart w:id="6" w:name="_Toc236046059"/>
       <w:bookmarkEnd w:id="5"/>
       <w:r>
+        <w:rPr>
+          <w:rFonts w:asciiTheme="majorBidi" w:hAnsiTheme="majorBidi" w:cstheme="majorBidi"/>
+        </w:rPr>
         <w:t>Risk Handling Plans</w:t>
       </w:r>
       <w:bookmarkEnd w:id="6"/>
@@ -1714,6 +2028,7 @@
       <w:pPr>
         <w:pStyle w:val="Rubrik2"/>
         <w:rPr>
+          <w:rFonts w:asciiTheme="majorBidi" w:hAnsiTheme="majorBidi" w:cstheme="majorBidi"/>
           <w:sz w:val="28"/>
           <w:szCs w:val="28"/>
         </w:rPr>
@@ -1723,6 +2038,7 @@
       <w:bookmarkEnd w:id="7"/>
       <w:r>
         <w:rPr>
+          <w:rFonts w:asciiTheme="majorBidi" w:hAnsiTheme="majorBidi" w:cstheme="majorBidi"/>
           <w:sz w:val="28"/>
           <w:szCs w:val="28"/>
         </w:rPr>
@@ -1740,10 +2056,21 @@
           <w:between w:val="nil"/>
         </w:pBdr>
         <w:ind w:left="720"/>
-      </w:pPr>
-    </w:p>
-    <w:p>
-      <w:r>
+        <w:rPr>
+          <w:rFonts w:asciiTheme="majorBidi" w:hAnsiTheme="majorBidi" w:cstheme="majorBidi"/>
+        </w:rPr>
+      </w:pPr>
+    </w:p>
+    <w:p>
+      <w:pPr>
+        <w:rPr>
+          <w:rFonts w:asciiTheme="majorBidi" w:hAnsiTheme="majorBidi" w:cstheme="majorBidi"/>
+        </w:rPr>
+      </w:pPr>
+      <w:r>
+        <w:rPr>
+          <w:rFonts w:asciiTheme="majorBidi" w:hAnsiTheme="majorBidi" w:cstheme="majorBidi"/>
+        </w:rPr>
         <w:t>Risk Description:</w:t>
       </w:r>
     </w:p>
@@ -1756,16 +2083,28 @@
           <w:right w:val="nil"/>
           <w:between w:val="nil"/>
         </w:pBdr>
-      </w:pPr>
-      <w:r>
+        <w:rPr>
+          <w:rFonts w:asciiTheme="majorBidi" w:hAnsiTheme="majorBidi" w:cstheme="majorBidi"/>
+        </w:rPr>
+      </w:pPr>
+      <w:r>
+        <w:rPr>
+          <w:rFonts w:asciiTheme="majorBidi" w:hAnsiTheme="majorBidi" w:cstheme="majorBidi"/>
+        </w:rPr>
         <w:t>The IoT implementation may be delayed or require changes because the backend documentation does not yet describe all command and state-</w:t>
       </w:r>
       <w:proofErr w:type="gramStart"/>
       <w:r>
+        <w:rPr>
+          <w:rFonts w:asciiTheme="majorBidi" w:hAnsiTheme="majorBidi" w:cstheme="majorBidi"/>
+        </w:rPr>
         <w:t>update</w:t>
       </w:r>
       <w:proofErr w:type="gramEnd"/>
       <w:r>
+        <w:rPr>
+          <w:rFonts w:asciiTheme="majorBidi" w:hAnsiTheme="majorBidi" w:cstheme="majorBidi"/>
+        </w:rPr>
         <w:t xml:space="preserve"> endpoints.</w:t>
       </w:r>
     </w:p>
@@ -1779,19 +2118,28 @@
           <w:between w:val="nil"/>
         </w:pBdr>
         <w:ind w:left="720"/>
-      </w:pPr>
-    </w:p>
-    <w:p>
-      <w:pPr>
-        <w:pBdr>
-          <w:top w:val="nil"/>
-          <w:left w:val="nil"/>
-          <w:bottom w:val="nil"/>
-          <w:right w:val="nil"/>
-          <w:between w:val="nil"/>
-        </w:pBdr>
-      </w:pPr>
-      <w:r>
+        <w:rPr>
+          <w:rFonts w:asciiTheme="majorBidi" w:hAnsiTheme="majorBidi" w:cstheme="majorBidi"/>
+        </w:rPr>
+      </w:pPr>
+    </w:p>
+    <w:p>
+      <w:pPr>
+        <w:pBdr>
+          <w:top w:val="nil"/>
+          <w:left w:val="nil"/>
+          <w:bottom w:val="nil"/>
+          <w:right w:val="nil"/>
+          <w:between w:val="nil"/>
+        </w:pBdr>
+        <w:rPr>
+          <w:rFonts w:asciiTheme="majorBidi" w:hAnsiTheme="majorBidi" w:cstheme="majorBidi"/>
+        </w:rPr>
+      </w:pPr>
+      <w:r>
+        <w:rPr>
+          <w:rFonts w:asciiTheme="majorBidi" w:hAnsiTheme="majorBidi" w:cstheme="majorBidi"/>
+        </w:rPr>
         <w:t>Probability: High</w:t>
       </w:r>
     </w:p>
@@ -1805,19 +2153,28 @@
           <w:between w:val="nil"/>
         </w:pBdr>
         <w:ind w:left="720"/>
-      </w:pPr>
-    </w:p>
-    <w:p>
-      <w:pPr>
-        <w:pBdr>
-          <w:top w:val="nil"/>
-          <w:left w:val="nil"/>
-          <w:bottom w:val="nil"/>
-          <w:right w:val="nil"/>
-          <w:between w:val="nil"/>
-        </w:pBdr>
-      </w:pPr>
-      <w:r>
+        <w:rPr>
+          <w:rFonts w:asciiTheme="majorBidi" w:hAnsiTheme="majorBidi" w:cstheme="majorBidi"/>
+        </w:rPr>
+      </w:pPr>
+    </w:p>
+    <w:p>
+      <w:pPr>
+        <w:pBdr>
+          <w:top w:val="nil"/>
+          <w:left w:val="nil"/>
+          <w:bottom w:val="nil"/>
+          <w:right w:val="nil"/>
+          <w:between w:val="nil"/>
+        </w:pBdr>
+        <w:rPr>
+          <w:rFonts w:asciiTheme="majorBidi" w:hAnsiTheme="majorBidi" w:cstheme="majorBidi"/>
+        </w:rPr>
+      </w:pPr>
+      <w:r>
+        <w:rPr>
+          <w:rFonts w:asciiTheme="majorBidi" w:hAnsiTheme="majorBidi" w:cstheme="majorBidi"/>
+        </w:rPr>
         <w:t>Impact: High</w:t>
       </w:r>
     </w:p>
@@ -1831,19 +2188,28 @@
           <w:between w:val="nil"/>
         </w:pBdr>
         <w:ind w:left="720"/>
-      </w:pPr>
-    </w:p>
-    <w:p>
-      <w:pPr>
-        <w:pBdr>
-          <w:top w:val="nil"/>
-          <w:left w:val="nil"/>
-          <w:bottom w:val="nil"/>
-          <w:right w:val="nil"/>
-          <w:between w:val="nil"/>
-        </w:pBdr>
-      </w:pPr>
-      <w:r>
+        <w:rPr>
+          <w:rFonts w:asciiTheme="majorBidi" w:hAnsiTheme="majorBidi" w:cstheme="majorBidi"/>
+        </w:rPr>
+      </w:pPr>
+    </w:p>
+    <w:p>
+      <w:pPr>
+        <w:pBdr>
+          <w:top w:val="nil"/>
+          <w:left w:val="nil"/>
+          <w:bottom w:val="nil"/>
+          <w:right w:val="nil"/>
+          <w:between w:val="nil"/>
+        </w:pBdr>
+        <w:rPr>
+          <w:rFonts w:asciiTheme="majorBidi" w:hAnsiTheme="majorBidi" w:cstheme="majorBidi"/>
+        </w:rPr>
+      </w:pPr>
+      <w:r>
+        <w:rPr>
+          <w:rFonts w:asciiTheme="majorBidi" w:hAnsiTheme="majorBidi" w:cstheme="majorBidi"/>
+        </w:rPr>
         <w:t>Handling Plan:</w:t>
       </w:r>
     </w:p>
@@ -1856,8 +2222,14 @@
           <w:right w:val="nil"/>
           <w:between w:val="nil"/>
         </w:pBdr>
-      </w:pPr>
-      <w:r>
+        <w:rPr>
+          <w:rFonts w:asciiTheme="majorBidi" w:hAnsiTheme="majorBidi" w:cstheme="majorBidi"/>
+        </w:rPr>
+      </w:pPr>
+      <w:r>
+        <w:rPr>
+          <w:rFonts w:asciiTheme="majorBidi" w:hAnsiTheme="majorBidi" w:cstheme="majorBidi"/>
+        </w:rPr>
         <w:t>Confirm missing endpoints and JSON formats with the backend developer. Keep the backend URL, endpoints, and message formats configurable so they can be updated without rewriting the entire IoT implementation.</w:t>
       </w:r>
     </w:p>
@@ -1871,6 +2243,9 @@
           <w:between w:val="nil"/>
         </w:pBdr>
         <w:ind w:left="720"/>
+        <w:rPr>
+          <w:rFonts w:asciiTheme="majorBidi" w:hAnsiTheme="majorBidi" w:cstheme="majorBidi"/>
+        </w:rPr>
       </w:pPr>
     </w:p>
     <w:p>
@@ -1883,12 +2258,16 @@
           <w:between w:val="nil"/>
         </w:pBdr>
         <w:ind w:left="720"/>
+        <w:rPr>
+          <w:rFonts w:asciiTheme="majorBidi" w:hAnsiTheme="majorBidi" w:cstheme="majorBidi"/>
+        </w:rPr>
       </w:pPr>
     </w:p>
     <w:p>
       <w:pPr>
         <w:pStyle w:val="Rubrik2"/>
         <w:rPr>
+          <w:rFonts w:asciiTheme="majorBidi" w:hAnsiTheme="majorBidi" w:cstheme="majorBidi"/>
           <w:sz w:val="28"/>
           <w:szCs w:val="28"/>
         </w:rPr>
@@ -1896,6 +2275,7 @@
       <w:bookmarkStart w:id="9" w:name="_Toc236046061"/>
       <w:r>
         <w:rPr>
+          <w:rFonts w:asciiTheme="majorBidi" w:hAnsiTheme="majorBidi" w:cstheme="majorBidi"/>
           <w:sz w:val="28"/>
           <w:szCs w:val="28"/>
         </w:rPr>
@@ -1913,19 +2293,28 @@
           <w:between w:val="nil"/>
         </w:pBdr>
         <w:ind w:left="720"/>
-      </w:pPr>
-    </w:p>
-    <w:p>
-      <w:pPr>
-        <w:pBdr>
-          <w:top w:val="nil"/>
-          <w:left w:val="nil"/>
-          <w:bottom w:val="nil"/>
-          <w:right w:val="nil"/>
-          <w:between w:val="nil"/>
-        </w:pBdr>
-      </w:pPr>
-      <w:r>
+        <w:rPr>
+          <w:rFonts w:asciiTheme="majorBidi" w:hAnsiTheme="majorBidi" w:cstheme="majorBidi"/>
+        </w:rPr>
+      </w:pPr>
+    </w:p>
+    <w:p>
+      <w:pPr>
+        <w:pBdr>
+          <w:top w:val="nil"/>
+          <w:left w:val="nil"/>
+          <w:bottom w:val="nil"/>
+          <w:right w:val="nil"/>
+          <w:between w:val="nil"/>
+        </w:pBdr>
+        <w:rPr>
+          <w:rFonts w:asciiTheme="majorBidi" w:hAnsiTheme="majorBidi" w:cstheme="majorBidi"/>
+        </w:rPr>
+      </w:pPr>
+      <w:r>
+        <w:rPr>
+          <w:rFonts w:asciiTheme="majorBidi" w:hAnsiTheme="majorBidi" w:cstheme="majorBidi"/>
+        </w:rPr>
         <w:t>Risk Description:</w:t>
       </w:r>
     </w:p>
@@ -1938,8 +2327,14 @@
           <w:right w:val="nil"/>
           <w:between w:val="nil"/>
         </w:pBdr>
-      </w:pPr>
-      <w:r>
+        <w:rPr>
+          <w:rFonts w:asciiTheme="majorBidi" w:hAnsiTheme="majorBidi" w:cstheme="majorBidi"/>
+        </w:rPr>
+      </w:pPr>
+      <w:r>
+        <w:rPr>
+          <w:rFonts w:asciiTheme="majorBidi" w:hAnsiTheme="majorBidi" w:cstheme="majorBidi"/>
+        </w:rPr>
         <w:t>The simulated devices may fail to register, authenticate, send heartbeat messages, receive commands, or report their states because of mismatched request formats or endpoint assumptions.</w:t>
       </w:r>
     </w:p>
@@ -1953,19 +2348,28 @@
           <w:between w:val="nil"/>
         </w:pBdr>
         <w:ind w:left="720"/>
-      </w:pPr>
-    </w:p>
-    <w:p>
-      <w:pPr>
-        <w:pBdr>
-          <w:top w:val="nil"/>
-          <w:left w:val="nil"/>
-          <w:bottom w:val="nil"/>
-          <w:right w:val="nil"/>
-          <w:between w:val="nil"/>
-        </w:pBdr>
-      </w:pPr>
-      <w:r>
+        <w:rPr>
+          <w:rFonts w:asciiTheme="majorBidi" w:hAnsiTheme="majorBidi" w:cstheme="majorBidi"/>
+        </w:rPr>
+      </w:pPr>
+    </w:p>
+    <w:p>
+      <w:pPr>
+        <w:pBdr>
+          <w:top w:val="nil"/>
+          <w:left w:val="nil"/>
+          <w:bottom w:val="nil"/>
+          <w:right w:val="nil"/>
+          <w:between w:val="nil"/>
+        </w:pBdr>
+        <w:rPr>
+          <w:rFonts w:asciiTheme="majorBidi" w:hAnsiTheme="majorBidi" w:cstheme="majorBidi"/>
+        </w:rPr>
+      </w:pPr>
+      <w:r>
+        <w:rPr>
+          <w:rFonts w:asciiTheme="majorBidi" w:hAnsiTheme="majorBidi" w:cstheme="majorBidi"/>
+        </w:rPr>
         <w:t>Probability: Medium</w:t>
       </w:r>
     </w:p>
@@ -1979,19 +2383,28 @@
           <w:between w:val="nil"/>
         </w:pBdr>
         <w:ind w:left="720"/>
-      </w:pPr>
-    </w:p>
-    <w:p>
-      <w:pPr>
-        <w:pBdr>
-          <w:top w:val="nil"/>
-          <w:left w:val="nil"/>
-          <w:bottom w:val="nil"/>
-          <w:right w:val="nil"/>
-          <w:between w:val="nil"/>
-        </w:pBdr>
-      </w:pPr>
-      <w:r>
+        <w:rPr>
+          <w:rFonts w:asciiTheme="majorBidi" w:hAnsiTheme="majorBidi" w:cstheme="majorBidi"/>
+        </w:rPr>
+      </w:pPr>
+    </w:p>
+    <w:p>
+      <w:pPr>
+        <w:pBdr>
+          <w:top w:val="nil"/>
+          <w:left w:val="nil"/>
+          <w:bottom w:val="nil"/>
+          <w:right w:val="nil"/>
+          <w:between w:val="nil"/>
+        </w:pBdr>
+        <w:rPr>
+          <w:rFonts w:asciiTheme="majorBidi" w:hAnsiTheme="majorBidi" w:cstheme="majorBidi"/>
+        </w:rPr>
+      </w:pPr>
+      <w:r>
+        <w:rPr>
+          <w:rFonts w:asciiTheme="majorBidi" w:hAnsiTheme="majorBidi" w:cstheme="majorBidi"/>
+        </w:rPr>
         <w:t>Impact: High</w:t>
       </w:r>
     </w:p>
@@ -2005,19 +2418,28 @@
           <w:between w:val="nil"/>
         </w:pBdr>
         <w:ind w:left="720"/>
-      </w:pPr>
-    </w:p>
-    <w:p>
-      <w:pPr>
-        <w:pBdr>
-          <w:top w:val="nil"/>
-          <w:left w:val="nil"/>
-          <w:bottom w:val="nil"/>
-          <w:right w:val="nil"/>
-          <w:between w:val="nil"/>
-        </w:pBdr>
-      </w:pPr>
-      <w:r>
+        <w:rPr>
+          <w:rFonts w:asciiTheme="majorBidi" w:hAnsiTheme="majorBidi" w:cstheme="majorBidi"/>
+        </w:rPr>
+      </w:pPr>
+    </w:p>
+    <w:p>
+      <w:pPr>
+        <w:pBdr>
+          <w:top w:val="nil"/>
+          <w:left w:val="nil"/>
+          <w:bottom w:val="nil"/>
+          <w:right w:val="nil"/>
+          <w:between w:val="nil"/>
+        </w:pBdr>
+        <w:rPr>
+          <w:rFonts w:asciiTheme="majorBidi" w:hAnsiTheme="majorBidi" w:cstheme="majorBidi"/>
+        </w:rPr>
+      </w:pPr>
+      <w:r>
+        <w:rPr>
+          <w:rFonts w:asciiTheme="majorBidi" w:hAnsiTheme="majorBidi" w:cstheme="majorBidi"/>
+        </w:rPr>
         <w:t>Handling Plan:</w:t>
       </w:r>
     </w:p>
@@ -2030,8 +2452,14 @@
           <w:right w:val="nil"/>
           <w:between w:val="nil"/>
         </w:pBdr>
-      </w:pPr>
-      <w:r>
+        <w:rPr>
+          <w:rFonts w:asciiTheme="majorBidi" w:hAnsiTheme="majorBidi" w:cstheme="majorBidi"/>
+        </w:rPr>
+      </w:pPr>
+      <w:r>
+        <w:rPr>
+          <w:rFonts w:asciiTheme="majorBidi" w:hAnsiTheme="majorBidi" w:cstheme="majorBidi"/>
+        </w:rPr>
         <w:t>Test one device and one endpoint at a time. Log HTTP status codes, requests, and server responses. Complete integration testing before adding all simulated devices.</w:t>
       </w:r>
     </w:p>
@@ -2045,6 +2473,9 @@
           <w:between w:val="nil"/>
         </w:pBdr>
         <w:ind w:left="720"/>
+        <w:rPr>
+          <w:rFonts w:asciiTheme="majorBidi" w:hAnsiTheme="majorBidi" w:cstheme="majorBidi"/>
+        </w:rPr>
       </w:pPr>
     </w:p>
     <w:p>
@@ -2057,12 +2488,16 @@
           <w:between w:val="nil"/>
         </w:pBdr>
         <w:ind w:left="720"/>
+        <w:rPr>
+          <w:rFonts w:asciiTheme="majorBidi" w:hAnsiTheme="majorBidi" w:cstheme="majorBidi"/>
+        </w:rPr>
       </w:pPr>
     </w:p>
     <w:p>
       <w:pPr>
         <w:pStyle w:val="Rubrik2"/>
         <w:rPr>
+          <w:rFonts w:asciiTheme="majorBidi" w:hAnsiTheme="majorBidi" w:cstheme="majorBidi"/>
           <w:sz w:val="28"/>
           <w:szCs w:val="28"/>
         </w:rPr>
@@ -2070,6 +2505,7 @@
       <w:bookmarkStart w:id="10" w:name="_Toc236046062"/>
       <w:r>
         <w:rPr>
+          <w:rFonts w:asciiTheme="majorBidi" w:hAnsiTheme="majorBidi" w:cstheme="majorBidi"/>
           <w:sz w:val="28"/>
           <w:szCs w:val="28"/>
         </w:rPr>
@@ -2087,19 +2523,28 @@
           <w:between w:val="nil"/>
         </w:pBdr>
         <w:ind w:left="720"/>
-      </w:pPr>
-    </w:p>
-    <w:p>
-      <w:pPr>
-        <w:pBdr>
-          <w:top w:val="nil"/>
-          <w:left w:val="nil"/>
-          <w:bottom w:val="nil"/>
-          <w:right w:val="nil"/>
-          <w:between w:val="nil"/>
-        </w:pBdr>
-      </w:pPr>
-      <w:r>
+        <w:rPr>
+          <w:rFonts w:asciiTheme="majorBidi" w:hAnsiTheme="majorBidi" w:cstheme="majorBidi"/>
+        </w:rPr>
+      </w:pPr>
+    </w:p>
+    <w:p>
+      <w:pPr>
+        <w:pBdr>
+          <w:top w:val="nil"/>
+          <w:left w:val="nil"/>
+          <w:bottom w:val="nil"/>
+          <w:right w:val="nil"/>
+          <w:between w:val="nil"/>
+        </w:pBdr>
+        <w:rPr>
+          <w:rFonts w:asciiTheme="majorBidi" w:hAnsiTheme="majorBidi" w:cstheme="majorBidi"/>
+        </w:rPr>
+      </w:pPr>
+      <w:r>
+        <w:rPr>
+          <w:rFonts w:asciiTheme="majorBidi" w:hAnsiTheme="majorBidi" w:cstheme="majorBidi"/>
+        </w:rPr>
         <w:t>Risk Description:</w:t>
       </w:r>
     </w:p>
@@ -2112,8 +2557,14 @@
           <w:right w:val="nil"/>
           <w:between w:val="nil"/>
         </w:pBdr>
-      </w:pPr>
-      <w:r>
+        <w:rPr>
+          <w:rFonts w:asciiTheme="majorBidi" w:hAnsiTheme="majorBidi" w:cstheme="majorBidi"/>
+        </w:rPr>
+      </w:pPr>
+      <w:r>
+        <w:rPr>
+          <w:rFonts w:asciiTheme="majorBidi" w:hAnsiTheme="majorBidi" w:cstheme="majorBidi"/>
+        </w:rPr>
         <w:t>A registered device may become unable to authenticate if its secret is lost. An exposed secret could allow unauthorized requests to be sent as that device.</w:t>
       </w:r>
     </w:p>
@@ -2127,19 +2578,28 @@
           <w:between w:val="nil"/>
         </w:pBdr>
         <w:ind w:left="720"/>
-      </w:pPr>
-    </w:p>
-    <w:p>
-      <w:pPr>
-        <w:pBdr>
-          <w:top w:val="nil"/>
-          <w:left w:val="nil"/>
-          <w:bottom w:val="nil"/>
-          <w:right w:val="nil"/>
-          <w:between w:val="nil"/>
-        </w:pBdr>
-      </w:pPr>
-      <w:r>
+        <w:rPr>
+          <w:rFonts w:asciiTheme="majorBidi" w:hAnsiTheme="majorBidi" w:cstheme="majorBidi"/>
+        </w:rPr>
+      </w:pPr>
+    </w:p>
+    <w:p>
+      <w:pPr>
+        <w:pBdr>
+          <w:top w:val="nil"/>
+          <w:left w:val="nil"/>
+          <w:bottom w:val="nil"/>
+          <w:right w:val="nil"/>
+          <w:between w:val="nil"/>
+        </w:pBdr>
+        <w:rPr>
+          <w:rFonts w:asciiTheme="majorBidi" w:hAnsiTheme="majorBidi" w:cstheme="majorBidi"/>
+        </w:rPr>
+      </w:pPr>
+      <w:r>
+        <w:rPr>
+          <w:rFonts w:asciiTheme="majorBidi" w:hAnsiTheme="majorBidi" w:cstheme="majorBidi"/>
+        </w:rPr>
         <w:t>Probability: Medium</w:t>
       </w:r>
     </w:p>
@@ -2153,19 +2613,28 @@
           <w:between w:val="nil"/>
         </w:pBdr>
         <w:ind w:left="720"/>
-      </w:pPr>
-    </w:p>
-    <w:p>
-      <w:pPr>
-        <w:pBdr>
-          <w:top w:val="nil"/>
-          <w:left w:val="nil"/>
-          <w:bottom w:val="nil"/>
-          <w:right w:val="nil"/>
-          <w:between w:val="nil"/>
-        </w:pBdr>
-      </w:pPr>
-      <w:r>
+        <w:rPr>
+          <w:rFonts w:asciiTheme="majorBidi" w:hAnsiTheme="majorBidi" w:cstheme="majorBidi"/>
+        </w:rPr>
+      </w:pPr>
+    </w:p>
+    <w:p>
+      <w:pPr>
+        <w:pBdr>
+          <w:top w:val="nil"/>
+          <w:left w:val="nil"/>
+          <w:bottom w:val="nil"/>
+          <w:right w:val="nil"/>
+          <w:between w:val="nil"/>
+        </w:pBdr>
+        <w:rPr>
+          <w:rFonts w:asciiTheme="majorBidi" w:hAnsiTheme="majorBidi" w:cstheme="majorBidi"/>
+        </w:rPr>
+      </w:pPr>
+      <w:r>
+        <w:rPr>
+          <w:rFonts w:asciiTheme="majorBidi" w:hAnsiTheme="majorBidi" w:cstheme="majorBidi"/>
+        </w:rPr>
         <w:t>Impact: High</w:t>
       </w:r>
     </w:p>
@@ -2179,19 +2648,28 @@
           <w:between w:val="nil"/>
         </w:pBdr>
         <w:ind w:left="720"/>
-      </w:pPr>
-    </w:p>
-    <w:p>
-      <w:pPr>
-        <w:pBdr>
-          <w:top w:val="nil"/>
-          <w:left w:val="nil"/>
-          <w:bottom w:val="nil"/>
-          <w:right w:val="nil"/>
-          <w:between w:val="nil"/>
-        </w:pBdr>
-      </w:pPr>
-      <w:r>
+        <w:rPr>
+          <w:rFonts w:asciiTheme="majorBidi" w:hAnsiTheme="majorBidi" w:cstheme="majorBidi"/>
+        </w:rPr>
+      </w:pPr>
+    </w:p>
+    <w:p>
+      <w:pPr>
+        <w:pBdr>
+          <w:top w:val="nil"/>
+          <w:left w:val="nil"/>
+          <w:bottom w:val="nil"/>
+          <w:right w:val="nil"/>
+          <w:between w:val="nil"/>
+        </w:pBdr>
+        <w:rPr>
+          <w:rFonts w:asciiTheme="majorBidi" w:hAnsiTheme="majorBidi" w:cstheme="majorBidi"/>
+        </w:rPr>
+      </w:pPr>
+      <w:r>
+        <w:rPr>
+          <w:rFonts w:asciiTheme="majorBidi" w:hAnsiTheme="majorBidi" w:cstheme="majorBidi"/>
+        </w:rPr>
         <w:t>Handling Plan:</w:t>
       </w:r>
     </w:p>
@@ -2204,8 +2682,14 @@
           <w:right w:val="nil"/>
           <w:between w:val="nil"/>
         </w:pBdr>
-      </w:pPr>
-      <w:r>
+        <w:rPr>
+          <w:rFonts w:asciiTheme="majorBidi" w:hAnsiTheme="majorBidi" w:cstheme="majorBidi"/>
+        </w:rPr>
+      </w:pPr>
+      <w:r>
+        <w:rPr>
+          <w:rFonts w:asciiTheme="majorBidi" w:hAnsiTheme="majorBidi" w:cstheme="majorBidi"/>
+        </w:rPr>
         <w:t>Store each secret separately from public source code. Do not commit real secrets to GitHub. Use placeholder values in documentation and configuration examples.</w:t>
       </w:r>
     </w:p>
@@ -2219,6 +2703,9 @@
           <w:between w:val="nil"/>
         </w:pBdr>
         <w:ind w:left="720"/>
+        <w:rPr>
+          <w:rFonts w:asciiTheme="majorBidi" w:hAnsiTheme="majorBidi" w:cstheme="majorBidi"/>
+        </w:rPr>
       </w:pPr>
     </w:p>
     <w:p>
@@ -2231,12 +2718,16 @@
           <w:between w:val="nil"/>
         </w:pBdr>
         <w:ind w:left="720"/>
+        <w:rPr>
+          <w:rFonts w:asciiTheme="majorBidi" w:hAnsiTheme="majorBidi" w:cstheme="majorBidi"/>
+        </w:rPr>
       </w:pPr>
     </w:p>
     <w:p>
       <w:pPr>
         <w:pStyle w:val="Rubrik2"/>
         <w:rPr>
+          <w:rFonts w:asciiTheme="majorBidi" w:hAnsiTheme="majorBidi" w:cstheme="majorBidi"/>
           <w:sz w:val="28"/>
           <w:szCs w:val="28"/>
         </w:rPr>
@@ -2244,6 +2735,7 @@
       <w:bookmarkStart w:id="11" w:name="_Toc236046063"/>
       <w:r>
         <w:rPr>
+          <w:rFonts w:asciiTheme="majorBidi" w:hAnsiTheme="majorBidi" w:cstheme="majorBidi"/>
           <w:sz w:val="28"/>
           <w:szCs w:val="28"/>
         </w:rPr>
@@ -2261,19 +2753,28 @@
           <w:between w:val="nil"/>
         </w:pBdr>
         <w:ind w:left="720"/>
-      </w:pPr>
-    </w:p>
-    <w:p>
-      <w:pPr>
-        <w:pBdr>
-          <w:top w:val="nil"/>
-          <w:left w:val="nil"/>
-          <w:bottom w:val="nil"/>
-          <w:right w:val="nil"/>
-          <w:between w:val="nil"/>
-        </w:pBdr>
-      </w:pPr>
-      <w:r>
+        <w:rPr>
+          <w:rFonts w:asciiTheme="majorBidi" w:hAnsiTheme="majorBidi" w:cstheme="majorBidi"/>
+        </w:rPr>
+      </w:pPr>
+    </w:p>
+    <w:p>
+      <w:pPr>
+        <w:pBdr>
+          <w:top w:val="nil"/>
+          <w:left w:val="nil"/>
+          <w:bottom w:val="nil"/>
+          <w:right w:val="nil"/>
+          <w:between w:val="nil"/>
+        </w:pBdr>
+        <w:rPr>
+          <w:rFonts w:asciiTheme="majorBidi" w:hAnsiTheme="majorBidi" w:cstheme="majorBidi"/>
+        </w:rPr>
+      </w:pPr>
+      <w:r>
+        <w:rPr>
+          <w:rFonts w:asciiTheme="majorBidi" w:hAnsiTheme="majorBidi" w:cstheme="majorBidi"/>
+        </w:rPr>
         <w:t>Risk Description:</w:t>
       </w:r>
     </w:p>
@@ -2286,8 +2787,14 @@
           <w:right w:val="nil"/>
           <w:between w:val="nil"/>
         </w:pBdr>
-      </w:pPr>
-      <w:r>
+        <w:rPr>
+          <w:rFonts w:asciiTheme="majorBidi" w:hAnsiTheme="majorBidi" w:cstheme="majorBidi"/>
+        </w:rPr>
+      </w:pPr>
+      <w:r>
+        <w:rPr>
+          <w:rFonts w:asciiTheme="majorBidi" w:hAnsiTheme="majorBidi" w:cstheme="majorBidi"/>
+        </w:rPr>
         <w:t>A device may attempt to register again after restarting even though the backend requires each device to register exactly once.</w:t>
       </w:r>
     </w:p>
@@ -2301,19 +2808,28 @@
           <w:between w:val="nil"/>
         </w:pBdr>
         <w:ind w:left="720"/>
-      </w:pPr>
-    </w:p>
-    <w:p>
-      <w:pPr>
-        <w:pBdr>
-          <w:top w:val="nil"/>
-          <w:left w:val="nil"/>
-          <w:bottom w:val="nil"/>
-          <w:right w:val="nil"/>
-          <w:between w:val="nil"/>
-        </w:pBdr>
-      </w:pPr>
-      <w:r>
+        <w:rPr>
+          <w:rFonts w:asciiTheme="majorBidi" w:hAnsiTheme="majorBidi" w:cstheme="majorBidi"/>
+        </w:rPr>
+      </w:pPr>
+    </w:p>
+    <w:p>
+      <w:pPr>
+        <w:pBdr>
+          <w:top w:val="nil"/>
+          <w:left w:val="nil"/>
+          <w:bottom w:val="nil"/>
+          <w:right w:val="nil"/>
+          <w:between w:val="nil"/>
+        </w:pBdr>
+        <w:rPr>
+          <w:rFonts w:asciiTheme="majorBidi" w:hAnsiTheme="majorBidi" w:cstheme="majorBidi"/>
+        </w:rPr>
+      </w:pPr>
+      <w:r>
+        <w:rPr>
+          <w:rFonts w:asciiTheme="majorBidi" w:hAnsiTheme="majorBidi" w:cstheme="majorBidi"/>
+        </w:rPr>
         <w:t>Probability: Medium</w:t>
       </w:r>
     </w:p>
@@ -2327,19 +2843,28 @@
           <w:between w:val="nil"/>
         </w:pBdr>
         <w:ind w:left="720"/>
-      </w:pPr>
-    </w:p>
-    <w:p>
-      <w:pPr>
-        <w:pBdr>
-          <w:top w:val="nil"/>
-          <w:left w:val="nil"/>
-          <w:bottom w:val="nil"/>
-          <w:right w:val="nil"/>
-          <w:between w:val="nil"/>
-        </w:pBdr>
-      </w:pPr>
-      <w:r>
+        <w:rPr>
+          <w:rFonts w:asciiTheme="majorBidi" w:hAnsiTheme="majorBidi" w:cstheme="majorBidi"/>
+        </w:rPr>
+      </w:pPr>
+    </w:p>
+    <w:p>
+      <w:pPr>
+        <w:pBdr>
+          <w:top w:val="nil"/>
+          <w:left w:val="nil"/>
+          <w:bottom w:val="nil"/>
+          <w:right w:val="nil"/>
+          <w:between w:val="nil"/>
+        </w:pBdr>
+        <w:rPr>
+          <w:rFonts w:asciiTheme="majorBidi" w:hAnsiTheme="majorBidi" w:cstheme="majorBidi"/>
+        </w:rPr>
+      </w:pPr>
+      <w:r>
+        <w:rPr>
+          <w:rFonts w:asciiTheme="majorBidi" w:hAnsiTheme="majorBidi" w:cstheme="majorBidi"/>
+        </w:rPr>
         <w:t>Impact: Medium</w:t>
       </w:r>
     </w:p>
@@ -2353,19 +2878,28 @@
           <w:between w:val="nil"/>
         </w:pBdr>
         <w:ind w:left="720"/>
-      </w:pPr>
-    </w:p>
-    <w:p>
-      <w:pPr>
-        <w:pBdr>
-          <w:top w:val="nil"/>
-          <w:left w:val="nil"/>
-          <w:bottom w:val="nil"/>
-          <w:right w:val="nil"/>
-          <w:between w:val="nil"/>
-        </w:pBdr>
-      </w:pPr>
-      <w:r>
+        <w:rPr>
+          <w:rFonts w:asciiTheme="majorBidi" w:hAnsiTheme="majorBidi" w:cstheme="majorBidi"/>
+        </w:rPr>
+      </w:pPr>
+    </w:p>
+    <w:p>
+      <w:pPr>
+        <w:pBdr>
+          <w:top w:val="nil"/>
+          <w:left w:val="nil"/>
+          <w:bottom w:val="nil"/>
+          <w:right w:val="nil"/>
+          <w:between w:val="nil"/>
+        </w:pBdr>
+        <w:rPr>
+          <w:rFonts w:asciiTheme="majorBidi" w:hAnsiTheme="majorBidi" w:cstheme="majorBidi"/>
+        </w:rPr>
+      </w:pPr>
+      <w:r>
+        <w:rPr>
+          <w:rFonts w:asciiTheme="majorBidi" w:hAnsiTheme="majorBidi" w:cstheme="majorBidi"/>
+        </w:rPr>
         <w:t>Handling Plan:</w:t>
       </w:r>
     </w:p>
@@ -2378,8 +2912,14 @@
           <w:right w:val="nil"/>
           <w:between w:val="nil"/>
         </w:pBdr>
-      </w:pPr>
-      <w:r>
+        <w:rPr>
+          <w:rFonts w:asciiTheme="majorBidi" w:hAnsiTheme="majorBidi" w:cstheme="majorBidi"/>
+        </w:rPr>
+      </w:pPr>
+      <w:r>
+        <w:rPr>
+          <w:rFonts w:asciiTheme="majorBidi" w:hAnsiTheme="majorBidi" w:cstheme="majorBidi"/>
+        </w:rPr>
         <w:t>Store the registration status and device secret. Before registering, check whether a valid secret already exists. Coordinate with the backend developer regarding recovery when a secret is lost.</w:t>
       </w:r>
     </w:p>
@@ -2393,6 +2933,9 @@
           <w:between w:val="nil"/>
         </w:pBdr>
         <w:ind w:left="720"/>
+        <w:rPr>
+          <w:rFonts w:asciiTheme="majorBidi" w:hAnsiTheme="majorBidi" w:cstheme="majorBidi"/>
+        </w:rPr>
       </w:pPr>
     </w:p>
     <w:p>
@@ -2405,12 +2948,16 @@
           <w:between w:val="nil"/>
         </w:pBdr>
         <w:ind w:left="720"/>
+        <w:rPr>
+          <w:rFonts w:asciiTheme="majorBidi" w:hAnsiTheme="majorBidi" w:cstheme="majorBidi"/>
+        </w:rPr>
       </w:pPr>
     </w:p>
     <w:p>
       <w:pPr>
         <w:pStyle w:val="Rubrik2"/>
         <w:rPr>
+          <w:rFonts w:asciiTheme="majorBidi" w:hAnsiTheme="majorBidi" w:cstheme="majorBidi"/>
           <w:sz w:val="28"/>
           <w:szCs w:val="28"/>
         </w:rPr>
@@ -2418,6 +2965,7 @@
       <w:bookmarkStart w:id="12" w:name="_Toc236046064"/>
       <w:r>
         <w:rPr>
+          <w:rFonts w:asciiTheme="majorBidi" w:hAnsiTheme="majorBidi" w:cstheme="majorBidi"/>
           <w:sz w:val="28"/>
           <w:szCs w:val="28"/>
         </w:rPr>
@@ -2435,19 +2983,28 @@
           <w:between w:val="nil"/>
         </w:pBdr>
         <w:ind w:left="720"/>
-      </w:pPr>
-    </w:p>
-    <w:p>
-      <w:pPr>
-        <w:pBdr>
-          <w:top w:val="nil"/>
-          <w:left w:val="nil"/>
-          <w:bottom w:val="nil"/>
-          <w:right w:val="nil"/>
-          <w:between w:val="nil"/>
-        </w:pBdr>
-      </w:pPr>
-      <w:r>
+        <w:rPr>
+          <w:rFonts w:asciiTheme="majorBidi" w:hAnsiTheme="majorBidi" w:cstheme="majorBidi"/>
+        </w:rPr>
+      </w:pPr>
+    </w:p>
+    <w:p>
+      <w:pPr>
+        <w:pBdr>
+          <w:top w:val="nil"/>
+          <w:left w:val="nil"/>
+          <w:bottom w:val="nil"/>
+          <w:right w:val="nil"/>
+          <w:between w:val="nil"/>
+        </w:pBdr>
+        <w:rPr>
+          <w:rFonts w:asciiTheme="majorBidi" w:hAnsiTheme="majorBidi" w:cstheme="majorBidi"/>
+        </w:rPr>
+      </w:pPr>
+      <w:r>
+        <w:rPr>
+          <w:rFonts w:asciiTheme="majorBidi" w:hAnsiTheme="majorBidi" w:cstheme="majorBidi"/>
+        </w:rPr>
         <w:t>Risk Description:</w:t>
       </w:r>
     </w:p>
@@ -2460,24 +3017,42 @@
           <w:right w:val="nil"/>
           <w:between w:val="nil"/>
         </w:pBdr>
-      </w:pPr>
-      <w:r>
+        <w:rPr>
+          <w:rFonts w:asciiTheme="majorBidi" w:hAnsiTheme="majorBidi" w:cstheme="majorBidi"/>
+        </w:rPr>
+      </w:pPr>
+      <w:r>
+        <w:rPr>
+          <w:rFonts w:asciiTheme="majorBidi" w:hAnsiTheme="majorBidi" w:cstheme="majorBidi"/>
+        </w:rPr>
         <w:t xml:space="preserve">The </w:t>
       </w:r>
       <w:proofErr w:type="spellStart"/>
       <w:r>
+        <w:rPr>
+          <w:rFonts w:asciiTheme="majorBidi" w:hAnsiTheme="majorBidi" w:cstheme="majorBidi"/>
+        </w:rPr>
         <w:t>Wokwi</w:t>
       </w:r>
       <w:proofErr w:type="spellEnd"/>
       <w:r>
+        <w:rPr>
+          <w:rFonts w:asciiTheme="majorBidi" w:hAnsiTheme="majorBidi" w:cstheme="majorBidi"/>
+        </w:rPr>
         <w:t xml:space="preserve"> simulation may temporarily lose access to Wi-Fi, the backend server, or the public </w:t>
       </w:r>
       <w:proofErr w:type="spellStart"/>
       <w:r>
+        <w:rPr>
+          <w:rFonts w:asciiTheme="majorBidi" w:hAnsiTheme="majorBidi" w:cstheme="majorBidi"/>
+        </w:rPr>
         <w:t>Ngrok</w:t>
       </w:r>
       <w:proofErr w:type="spellEnd"/>
       <w:r>
+        <w:rPr>
+          <w:rFonts w:asciiTheme="majorBidi" w:hAnsiTheme="majorBidi" w:cstheme="majorBidi"/>
+        </w:rPr>
         <w:t xml:space="preserve"> address.</w:t>
       </w:r>
     </w:p>
@@ -2491,19 +3066,28 @@
           <w:between w:val="nil"/>
         </w:pBdr>
         <w:ind w:left="720"/>
-      </w:pPr>
-    </w:p>
-    <w:p>
-      <w:pPr>
-        <w:pBdr>
-          <w:top w:val="nil"/>
-          <w:left w:val="nil"/>
-          <w:bottom w:val="nil"/>
-          <w:right w:val="nil"/>
-          <w:between w:val="nil"/>
-        </w:pBdr>
-      </w:pPr>
-      <w:r>
+        <w:rPr>
+          <w:rFonts w:asciiTheme="majorBidi" w:hAnsiTheme="majorBidi" w:cstheme="majorBidi"/>
+        </w:rPr>
+      </w:pPr>
+    </w:p>
+    <w:p>
+      <w:pPr>
+        <w:pBdr>
+          <w:top w:val="nil"/>
+          <w:left w:val="nil"/>
+          <w:bottom w:val="nil"/>
+          <w:right w:val="nil"/>
+          <w:between w:val="nil"/>
+        </w:pBdr>
+        <w:rPr>
+          <w:rFonts w:asciiTheme="majorBidi" w:hAnsiTheme="majorBidi" w:cstheme="majorBidi"/>
+        </w:rPr>
+      </w:pPr>
+      <w:r>
+        <w:rPr>
+          <w:rFonts w:asciiTheme="majorBidi" w:hAnsiTheme="majorBidi" w:cstheme="majorBidi"/>
+        </w:rPr>
         <w:t>Probability: Medium</w:t>
       </w:r>
     </w:p>
@@ -2517,19 +3101,28 @@
           <w:between w:val="nil"/>
         </w:pBdr>
         <w:ind w:left="720"/>
-      </w:pPr>
-    </w:p>
-    <w:p>
-      <w:pPr>
-        <w:pBdr>
-          <w:top w:val="nil"/>
-          <w:left w:val="nil"/>
-          <w:bottom w:val="nil"/>
-          <w:right w:val="nil"/>
-          <w:between w:val="nil"/>
-        </w:pBdr>
-      </w:pPr>
-      <w:r>
+        <w:rPr>
+          <w:rFonts w:asciiTheme="majorBidi" w:hAnsiTheme="majorBidi" w:cstheme="majorBidi"/>
+        </w:rPr>
+      </w:pPr>
+    </w:p>
+    <w:p>
+      <w:pPr>
+        <w:pBdr>
+          <w:top w:val="nil"/>
+          <w:left w:val="nil"/>
+          <w:bottom w:val="nil"/>
+          <w:right w:val="nil"/>
+          <w:between w:val="nil"/>
+        </w:pBdr>
+        <w:rPr>
+          <w:rFonts w:asciiTheme="majorBidi" w:hAnsiTheme="majorBidi" w:cstheme="majorBidi"/>
+        </w:rPr>
+      </w:pPr>
+      <w:r>
+        <w:rPr>
+          <w:rFonts w:asciiTheme="majorBidi" w:hAnsiTheme="majorBidi" w:cstheme="majorBidi"/>
+        </w:rPr>
         <w:t>Impact: High</w:t>
       </w:r>
     </w:p>
@@ -2543,19 +3136,28 @@
           <w:between w:val="nil"/>
         </w:pBdr>
         <w:ind w:left="720"/>
-      </w:pPr>
-    </w:p>
-    <w:p>
-      <w:pPr>
-        <w:pBdr>
-          <w:top w:val="nil"/>
-          <w:left w:val="nil"/>
-          <w:bottom w:val="nil"/>
-          <w:right w:val="nil"/>
-          <w:between w:val="nil"/>
-        </w:pBdr>
-      </w:pPr>
-      <w:r>
+        <w:rPr>
+          <w:rFonts w:asciiTheme="majorBidi" w:hAnsiTheme="majorBidi" w:cstheme="majorBidi"/>
+        </w:rPr>
+      </w:pPr>
+    </w:p>
+    <w:p>
+      <w:pPr>
+        <w:pBdr>
+          <w:top w:val="nil"/>
+          <w:left w:val="nil"/>
+          <w:bottom w:val="nil"/>
+          <w:right w:val="nil"/>
+          <w:between w:val="nil"/>
+        </w:pBdr>
+        <w:rPr>
+          <w:rFonts w:asciiTheme="majorBidi" w:hAnsiTheme="majorBidi" w:cstheme="majorBidi"/>
+        </w:rPr>
+      </w:pPr>
+      <w:r>
+        <w:rPr>
+          <w:rFonts w:asciiTheme="majorBidi" w:hAnsiTheme="majorBidi" w:cstheme="majorBidi"/>
+        </w:rPr>
         <w:t>Handling Plan:</w:t>
       </w:r>
     </w:p>
@@ -2568,16 +3170,28 @@
           <w:right w:val="nil"/>
           <w:between w:val="nil"/>
         </w:pBdr>
-      </w:pPr>
-      <w:r>
+        <w:rPr>
+          <w:rFonts w:asciiTheme="majorBidi" w:hAnsiTheme="majorBidi" w:cstheme="majorBidi"/>
+        </w:rPr>
+      </w:pPr>
+      <w:r>
+        <w:rPr>
+          <w:rFonts w:asciiTheme="majorBidi" w:hAnsiTheme="majorBidi" w:cstheme="majorBidi"/>
+        </w:rPr>
         <w:t xml:space="preserve">The device shall preserve its last valid state, avoid crashing, and retry communication later. The backend base URL shall be configurable because the </w:t>
       </w:r>
       <w:proofErr w:type="spellStart"/>
       <w:r>
+        <w:rPr>
+          <w:rFonts w:asciiTheme="majorBidi" w:hAnsiTheme="majorBidi" w:cstheme="majorBidi"/>
+        </w:rPr>
         <w:t>Ngrok</w:t>
       </w:r>
       <w:proofErr w:type="spellEnd"/>
       <w:r>
+        <w:rPr>
+          <w:rFonts w:asciiTheme="majorBidi" w:hAnsiTheme="majorBidi" w:cstheme="majorBidi"/>
+        </w:rPr>
         <w:t xml:space="preserve"> address may change.</w:t>
       </w:r>
     </w:p>
@@ -2591,6 +3205,9 @@
           <w:between w:val="nil"/>
         </w:pBdr>
         <w:ind w:left="720"/>
+        <w:rPr>
+          <w:rFonts w:asciiTheme="majorBidi" w:hAnsiTheme="majorBidi" w:cstheme="majorBidi"/>
+        </w:rPr>
       </w:pPr>
     </w:p>
     <w:p>
@@ -2603,12 +3220,16 @@
           <w:between w:val="nil"/>
         </w:pBdr>
         <w:ind w:left="720"/>
+        <w:rPr>
+          <w:rFonts w:asciiTheme="majorBidi" w:hAnsiTheme="majorBidi" w:cstheme="majorBidi"/>
+        </w:rPr>
       </w:pPr>
     </w:p>
     <w:p>
       <w:pPr>
         <w:pStyle w:val="Rubrik2"/>
         <w:rPr>
+          <w:rFonts w:asciiTheme="majorBidi" w:hAnsiTheme="majorBidi" w:cstheme="majorBidi"/>
           <w:sz w:val="28"/>
           <w:szCs w:val="28"/>
         </w:rPr>
@@ -2616,6 +3237,7 @@
       <w:bookmarkStart w:id="13" w:name="_Toc236046065"/>
       <w:r>
         <w:rPr>
+          <w:rFonts w:asciiTheme="majorBidi" w:hAnsiTheme="majorBidi" w:cstheme="majorBidi"/>
           <w:sz w:val="28"/>
           <w:szCs w:val="28"/>
         </w:rPr>
@@ -2633,19 +3255,28 @@
           <w:between w:val="nil"/>
         </w:pBdr>
         <w:ind w:left="720"/>
-      </w:pPr>
-    </w:p>
-    <w:p>
-      <w:pPr>
-        <w:pBdr>
-          <w:top w:val="nil"/>
-          <w:left w:val="nil"/>
-          <w:bottom w:val="nil"/>
-          <w:right w:val="nil"/>
-          <w:between w:val="nil"/>
-        </w:pBdr>
-      </w:pPr>
-      <w:r>
+        <w:rPr>
+          <w:rFonts w:asciiTheme="majorBidi" w:hAnsiTheme="majorBidi" w:cstheme="majorBidi"/>
+        </w:rPr>
+      </w:pPr>
+    </w:p>
+    <w:p>
+      <w:pPr>
+        <w:pBdr>
+          <w:top w:val="nil"/>
+          <w:left w:val="nil"/>
+          <w:bottom w:val="nil"/>
+          <w:right w:val="nil"/>
+          <w:between w:val="nil"/>
+        </w:pBdr>
+        <w:rPr>
+          <w:rFonts w:asciiTheme="majorBidi" w:hAnsiTheme="majorBidi" w:cstheme="majorBidi"/>
+        </w:rPr>
+      </w:pPr>
+      <w:r>
+        <w:rPr>
+          <w:rFonts w:asciiTheme="majorBidi" w:hAnsiTheme="majorBidi" w:cstheme="majorBidi"/>
+        </w:rPr>
         <w:t>Risk Description:</w:t>
       </w:r>
     </w:p>
@@ -2658,8 +3289,14 @@
           <w:right w:val="nil"/>
           <w:between w:val="nil"/>
         </w:pBdr>
-      </w:pPr>
-      <w:r>
+        <w:rPr>
+          <w:rFonts w:asciiTheme="majorBidi" w:hAnsiTheme="majorBidi" w:cstheme="majorBidi"/>
+        </w:rPr>
+      </w:pPr>
+      <w:r>
+        <w:rPr>
+          <w:rFonts w:asciiTheme="majorBidi" w:hAnsiTheme="majorBidi" w:cstheme="majorBidi"/>
+        </w:rPr>
         <w:t>Running at least 10 simulated devices may cause delayed requests, excessive network traffic, or incorrect device-state handling.</w:t>
       </w:r>
     </w:p>
@@ -2673,19 +3310,28 @@
           <w:between w:val="nil"/>
         </w:pBdr>
         <w:ind w:left="720"/>
-      </w:pPr>
-    </w:p>
-    <w:p>
-      <w:pPr>
-        <w:pBdr>
-          <w:top w:val="nil"/>
-          <w:left w:val="nil"/>
-          <w:bottom w:val="nil"/>
-          <w:right w:val="nil"/>
-          <w:between w:val="nil"/>
-        </w:pBdr>
-      </w:pPr>
-      <w:r>
+        <w:rPr>
+          <w:rFonts w:asciiTheme="majorBidi" w:hAnsiTheme="majorBidi" w:cstheme="majorBidi"/>
+        </w:rPr>
+      </w:pPr>
+    </w:p>
+    <w:p>
+      <w:pPr>
+        <w:pBdr>
+          <w:top w:val="nil"/>
+          <w:left w:val="nil"/>
+          <w:bottom w:val="nil"/>
+          <w:right w:val="nil"/>
+          <w:between w:val="nil"/>
+        </w:pBdr>
+        <w:rPr>
+          <w:rFonts w:asciiTheme="majorBidi" w:hAnsiTheme="majorBidi" w:cstheme="majorBidi"/>
+        </w:rPr>
+      </w:pPr>
+      <w:r>
+        <w:rPr>
+          <w:rFonts w:asciiTheme="majorBidi" w:hAnsiTheme="majorBidi" w:cstheme="majorBidi"/>
+        </w:rPr>
         <w:t>Probability: Medium</w:t>
       </w:r>
     </w:p>
@@ -2699,19 +3345,28 @@
           <w:between w:val="nil"/>
         </w:pBdr>
         <w:ind w:left="720"/>
-      </w:pPr>
-    </w:p>
-    <w:p>
-      <w:pPr>
-        <w:pBdr>
-          <w:top w:val="nil"/>
-          <w:left w:val="nil"/>
-          <w:bottom w:val="nil"/>
-          <w:right w:val="nil"/>
-          <w:between w:val="nil"/>
-        </w:pBdr>
-      </w:pPr>
-      <w:r>
+        <w:rPr>
+          <w:rFonts w:asciiTheme="majorBidi" w:hAnsiTheme="majorBidi" w:cstheme="majorBidi"/>
+        </w:rPr>
+      </w:pPr>
+    </w:p>
+    <w:p>
+      <w:pPr>
+        <w:pBdr>
+          <w:top w:val="nil"/>
+          <w:left w:val="nil"/>
+          <w:bottom w:val="nil"/>
+          <w:right w:val="nil"/>
+          <w:between w:val="nil"/>
+        </w:pBdr>
+        <w:rPr>
+          <w:rFonts w:asciiTheme="majorBidi" w:hAnsiTheme="majorBidi" w:cstheme="majorBidi"/>
+        </w:rPr>
+      </w:pPr>
+      <w:r>
+        <w:rPr>
+          <w:rFonts w:asciiTheme="majorBidi" w:hAnsiTheme="majorBidi" w:cstheme="majorBidi"/>
+        </w:rPr>
         <w:t>Impact: Medium</w:t>
       </w:r>
     </w:p>
@@ -2725,19 +3380,28 @@
           <w:between w:val="nil"/>
         </w:pBdr>
         <w:ind w:left="720"/>
-      </w:pPr>
-    </w:p>
-    <w:p>
-      <w:pPr>
-        <w:pBdr>
-          <w:top w:val="nil"/>
-          <w:left w:val="nil"/>
-          <w:bottom w:val="nil"/>
-          <w:right w:val="nil"/>
-          <w:between w:val="nil"/>
-        </w:pBdr>
-      </w:pPr>
-      <w:r>
+        <w:rPr>
+          <w:rFonts w:asciiTheme="majorBidi" w:hAnsiTheme="majorBidi" w:cstheme="majorBidi"/>
+        </w:rPr>
+      </w:pPr>
+    </w:p>
+    <w:p>
+      <w:pPr>
+        <w:pBdr>
+          <w:top w:val="nil"/>
+          <w:left w:val="nil"/>
+          <w:bottom w:val="nil"/>
+          <w:right w:val="nil"/>
+          <w:between w:val="nil"/>
+        </w:pBdr>
+        <w:rPr>
+          <w:rFonts w:asciiTheme="majorBidi" w:hAnsiTheme="majorBidi" w:cstheme="majorBidi"/>
+        </w:rPr>
+      </w:pPr>
+      <w:r>
+        <w:rPr>
+          <w:rFonts w:asciiTheme="majorBidi" w:hAnsiTheme="majorBidi" w:cstheme="majorBidi"/>
+        </w:rPr>
         <w:t>Handling Plan:</w:t>
       </w:r>
     </w:p>
@@ -2750,15 +3414,45 @@
           <w:right w:val="nil"/>
           <w:between w:val="nil"/>
         </w:pBdr>
-      </w:pPr>
-      <w:r>
+        <w:rPr>
+          <w:rFonts w:asciiTheme="majorBidi" w:hAnsiTheme="majorBidi" w:cstheme="majorBidi"/>
+        </w:rPr>
+      </w:pPr>
+      <w:r>
+        <w:rPr>
+          <w:rFonts w:asciiTheme="majorBidi" w:hAnsiTheme="majorBidi" w:cstheme="majorBidi"/>
+        </w:rPr>
         <w:t>Add devices incrementally and test simultaneous registration and heartbeat communication. Use unique identifiers and separate state data for every device. Avoid sending unnecessary requests.</w:t>
       </w:r>
     </w:p>
-    <w:p/>
-    <w:p/>
-    <w:p/>
-    <w:p/>
+    <w:p>
+      <w:pPr>
+        <w:rPr>
+          <w:rFonts w:asciiTheme="majorBidi" w:hAnsiTheme="majorBidi" w:cstheme="majorBidi"/>
+        </w:rPr>
+      </w:pPr>
+    </w:p>
+    <w:p>
+      <w:pPr>
+        <w:rPr>
+          <w:rFonts w:asciiTheme="majorBidi" w:hAnsiTheme="majorBidi" w:cstheme="majorBidi"/>
+        </w:rPr>
+      </w:pPr>
+    </w:p>
+    <w:p>
+      <w:pPr>
+        <w:rPr>
+          <w:rFonts w:asciiTheme="majorBidi" w:hAnsiTheme="majorBidi" w:cstheme="majorBidi"/>
+        </w:rPr>
+      </w:pPr>
+    </w:p>
+    <w:p>
+      <w:pPr>
+        <w:rPr>
+          <w:rFonts w:asciiTheme="majorBidi" w:hAnsiTheme="majorBidi" w:cstheme="majorBidi"/>
+        </w:rPr>
+      </w:pPr>
+    </w:p>
     <w:sectPr>
       <w:pgSz w:w="11906" w:h="16838"/>
       <w:pgMar w:top="1417" w:right="1417" w:bottom="1417" w:left="1417" w:header="708" w:footer="708" w:gutter="0"/>
@@ -2770,7 +3464,7 @@
 </file>
 
 <file path=word/numbering.xml><?xml version="1.0" encoding="utf-8"?>
-<w:numbering xmlns:wpc="http://schemas.microsoft.com/office/word/2010/wordprocessingCanvas" xmlns:cx="http://schemas.microsoft.com/office/drawing/2014/chartex" xmlns:cx1="http://schemas.microsoft.com/office/drawing/2015/9/8/chartex" xmlns:cx2="http://schemas.microsoft.com/office/drawing/2015/10/21/chartex" xmlns:cx3="http://schemas.microsoft.com/office/drawing/2016/5/9/chartex" xmlns:cx4="http://schemas.microsoft.com/office/drawing/2016/5/10/chartex" xmlns:cx5="http://schemas.microsoft.com/office/drawing/2016/5/11/chartex" xmlns:cx6="http://schemas.microsoft.com/office/drawing/2016/5/12/chartex" xmlns:cx7="http://schemas.microsoft.com/office/drawing/2016/5/13/chartex" xmlns:cx8="http://schemas.microsoft.com/office/drawing/2016/5/14/chartex" xmlns:mc="http://schemas.openxmlformats.org/markup-compatibility/2006" xmlns:aink="http://schemas.microsoft.com/office/drawing/2016/ink" xmlns:am3d="http://schemas.microsoft.com/office/drawing/2017/model3d" xmlns:o="urn:schemas-microsoft-com:office:office" xmlns:oel="http://schemas.microsoft.com/office/2019/extlst" xmlns:r="http://schemas.openxmlformats.org/officeDocument/2006/relationships" xmlns:m="http://schemas.openxmlformats.org/officeDocument/2006/math" xmlns:v="urn:schemas-microsoft-com:vml" xmlns:wp14="http://schemas.microsoft.com/office/word/2010/wordprocessingDrawing" xmlns:wp="http://schemas.openxmlformats.org/drawingml/2006/wordprocessingDrawing" xmlns:w10="urn:schemas-microsoft-com:office:word" xmlns:w="http://schemas.openxmlformats.org/wordprocessingml/2006/main" xmlns:w14="http://schemas.microsoft.com/office/word/2010/wordml" xmlns:w15="http://schemas.microsoft.com/office/word/2012/wordml" xmlns:w16cei="http://schemas.microsoft.com/office/word/2026/wordml/cei" xmlns:w16cex="http://schemas.microsoft.com/office/word/2018/wordml/cex" xmlns:w16cid="http://schemas.microsoft.com/office/word/2016/wordml/cid" xmlns:w16="http://schemas.microsoft.com/office/word/2018/wordml" xmlns:w16du="http://schemas.microsoft.com/office/word/2023/wordml/word16du" xmlns:w16sdtdh="http://schemas.microsoft.com/office/word/2020/wordml/sdtdatahash" xmlns:w16sdtfl="http://schemas.microsoft.com/office/word/2024/wordml/sdtformatlock" xmlns:w16se="http://schemas.microsoft.com/office/word/2015/wordml/symex" xmlns:wpg="http://schemas.microsoft.com/office/word/2010/wordprocessingGroup" xmlns:wpi="http://schemas.microsoft.com/office/word/2010/wordprocessingInk" xmlns:wne="http://schemas.microsoft.com/office/word/2006/wordml" xmlns:wps="http://schemas.microsoft.com/office/word/2010/wordprocessingShape" mc:Ignorable="w14 w15 w16se w16cid w16 w16cex w16sdtdh w16sdtfl w16du wp14">
+<w:numbering xmlns:wpc="http://schemas.microsoft.com/office/word/2010/wordprocessingCanvas" xmlns:cx="http://schemas.microsoft.com/office/drawing/2014/chartex" xmlns:cx1="http://schemas.microsoft.com/office/drawing/2015/9/8/chartex" xmlns:cx2="http://schemas.microsoft.com/office/drawing/2015/10/21/chartex" xmlns:cx3="http://schemas.microsoft.com/office/drawing/2016/5/9/chartex" xmlns:cx4="http://schemas.microsoft.com/office/drawing/2016/5/10/chartex" xmlns:cx5="http://schemas.microsoft.com/office/drawing/2016/5/11/chartex" xmlns:cx6="http://schemas.microsoft.com/office/drawing/2016/5/12/chartex" xmlns:cx7="http://schemas.microsoft.com/office/drawing/2016/5/13/chartex" xmlns:cx8="http://schemas.microsoft.com/office/drawing/2016/5/14/chartex" xmlns:mc="http://schemas.openxmlformats.org/markup-compatibility/2006" xmlns:aink="http://schemas.microsoft.com/office/drawing/2016/ink" xmlns:am3d="http://schemas.microsoft.com/office/drawing/2017/model3d" xmlns:o="urn:schemas-microsoft-com:office:office" xmlns:oel="http://schemas.microsoft.com/office/2019/extlst" xmlns:r="http://schemas.openxmlformats.org/officeDocument/2006/relationships" xmlns:m="http://schemas.openxmlformats.org/officeDocument/2006/math" xmlns:v="urn:schemas-microsoft-com:vml" xmlns:wp14="http://schemas.microsoft.com/office/word/2010/wordprocessingDrawing" xmlns:wp="http://schemas.openxmlformats.org/drawingml/2006/wordprocessingDrawing" xmlns:w10="urn:schemas-microsoft-com:office:word" xmlns:w="http://schemas.openxmlformats.org/wordprocessingml/2006/main" xmlns:w14="http://schemas.microsoft.com/office/word/2010/wordml" xmlns:w15="http://schemas.microsoft.com/office/word/2012/wordml" xmlns:w16cex="http://schemas.microsoft.com/office/word/2018/wordml/cex" xmlns:w16cid="http://schemas.microsoft.com/office/word/2016/wordml/cid" xmlns:w16="http://schemas.microsoft.com/office/word/2018/wordml" xmlns:w16du="http://schemas.microsoft.com/office/word/2023/wordml/word16du" xmlns:w16sdtdh="http://schemas.microsoft.com/office/word/2020/wordml/sdtdatahash" xmlns:w16sdtfl="http://schemas.microsoft.com/office/word/2024/wordml/sdtformatlock" xmlns:w16se="http://schemas.microsoft.com/office/word/2015/wordml/symex" xmlns:wpg="http://schemas.microsoft.com/office/word/2010/wordprocessingGroup" xmlns:wpi="http://schemas.microsoft.com/office/word/2010/wordprocessingInk" xmlns:wne="http://schemas.microsoft.com/office/word/2006/wordml" xmlns:wps="http://schemas.microsoft.com/office/word/2010/wordprocessingShape" mc:Ignorable="w14 w15 w16se w16cid w16 w16cex w16sdtdh w16sdtfl w16du wp14">
   <w:abstractNum w:abstractNumId="0" w15:restartNumberingAfterBreak="0">
     <w:nsid w:val="38461380"/>
     <w:multiLevelType w:val="multilevel"/>
@@ -3525,6 +4219,7 @@
   <w:style w:type="character" w:default="1" w:styleId="Standardstycketeckensnitt">
     <w:name w:val="Default Paragraph Font"/>
     <w:uiPriority w:val="1"/>
+    <w:semiHidden/>
     <w:unhideWhenUsed/>
   </w:style>
   <w:style w:type="table" w:default="1" w:styleId="Normaltabell">

--- a/iot/artifacts/meeting1/Risks.docx
+++ b/iot/artifacts/meeting1/Risks.docx
@@ -17,18 +17,18 @@
           <w:noProof/>
         </w:rPr>
         <w:drawing>
-          <wp:anchor distT="0" distB="0" distL="114300" distR="114300" simplePos="0" relativeHeight="251658240" behindDoc="0" locked="0" layoutInCell="1" allowOverlap="1" wp14:anchorId="7FDAA71C" wp14:editId="0F12B061">
+          <wp:anchor distT="0" distB="0" distL="114300" distR="114300" simplePos="0" relativeHeight="251658240" behindDoc="0" locked="0" layoutInCell="1" allowOverlap="1" wp14:anchorId="45183F50" wp14:editId="402E5F5C">
             <wp:simplePos x="0" y="0"/>
-            <wp:positionH relativeFrom="page">
-              <wp:align>right</wp:align>
+            <wp:positionH relativeFrom="column">
+              <wp:posOffset>5608955</wp:posOffset>
             </wp:positionH>
             <wp:positionV relativeFrom="paragraph">
-              <wp:posOffset>-899795</wp:posOffset>
+              <wp:posOffset>211455</wp:posOffset>
             </wp:positionV>
-            <wp:extent cx="1004400" cy="1004400"/>
-            <wp:effectExtent l="0" t="0" r="5715" b="5715"/>
+            <wp:extent cx="748800" cy="910800"/>
+            <wp:effectExtent l="0" t="0" r="0" b="3810"/>
             <wp:wrapNone/>
-            <wp:docPr id="1364721233" name="Bildobjekt 1"/>
+            <wp:docPr id="305650854" name="Bildobjekt 1"/>
             <wp:cNvGraphicFramePr>
               <a:graphicFrameLocks xmlns:a="http://schemas.openxmlformats.org/drawingml/2006/main" noChangeAspect="1"/>
             </wp:cNvGraphicFramePr>
@@ -36,7 +36,7 @@
               <a:graphicData uri="http://schemas.openxmlformats.org/drawingml/2006/picture">
                 <pic:pic xmlns:pic="http://schemas.openxmlformats.org/drawingml/2006/picture">
                   <pic:nvPicPr>
-                    <pic:cNvPr id="1364721233" name="Bildobjekt 1"/>
+                    <pic:cNvPr id="305650854" name="Bildobjekt 1"/>
                     <pic:cNvPicPr>
                       <a:picLocks noChangeAspect="1"/>
                     </pic:cNvPicPr>
@@ -57,7 +57,7 @@
                   <pic:spPr bwMode="auto">
                     <a:xfrm>
                       <a:off x="0" y="0"/>
-                      <a:ext cx="1004400" cy="1004400"/>
+                      <a:ext cx="748800" cy="910800"/>
                     </a:xfrm>
                     <a:prstGeom prst="rect">
                       <a:avLst/>
@@ -4711,28 +4711,28 @@
 </file>
 
 <file path=customXml/item1.xml><?xml version="1.0" encoding="utf-8"?>
+<b:Sources xmlns:b="http://schemas.openxmlformats.org/officeDocument/2006/bibliography" xmlns="http://schemas.openxmlformats.org/officeDocument/2006/bibliography" SelectedStyle="\APASixthEditionOfficeOnline.xsl" StyleName="APA" Version="6"/>
+</file>
+
+<file path=customXml/item2.xml><?xml version="1.0" encoding="utf-8"?>
 <go:gDocsCustomXmlDataStorage xmlns:go="http://customooxmlschemas.google.com/" xmlns:r="http://schemas.openxmlformats.org/officeDocument/2006/relationships" uri="GoogleDocsCustomDataVersion2">
   <go:docsCustomData xmlns:go="http://customooxmlschemas.google.com/" roundtripDataSignature="AMtx7mjHfnOco2IBgk9f+nKp0waezXxUzA==">CgMxLjAyDmgubDRoOWUwbGJmZ3c3Mg5oLnA5N3ZiYjVuMWdtNTIOaC5qd2d3Yjh1OHpraXIyDmguc2FjdWlmeHh5ajA2Mg5oLmdwZmk0Y3N3aGw0dzINaC5ydXF3eG43M281bTIOaC52MXpwbHZndm9wcHkyDmgubjF2MHlzbnR2a2xsMg5oLmx6eHJwMzFtbDBsZTIOaC5vZmc5OTA0cXVuZTA4AHIhMUVSVW02VWszLWhtWXNCbUd5MDVSZEI0QlVvenFydHlL</go:docsCustomData>
 </go:gDocsCustomXmlDataStorage>
 </file>
 
-<file path=customXml/item2.xml><?xml version="1.0" encoding="utf-8"?>
-<b:Sources xmlns:b="http://schemas.openxmlformats.org/officeDocument/2006/bibliography" xmlns="http://schemas.openxmlformats.org/officeDocument/2006/bibliography" SelectedStyle="\APASixthEditionOfficeOnline.xsl" StyleName="APA" Version="6"/>
+<file path=customXml/itemProps1.xml><?xml version="1.0" encoding="utf-8"?>
+<ds:datastoreItem xmlns:ds="http://schemas.openxmlformats.org/officeDocument/2006/customXml" ds:itemID="{B946B9AE-A1C7-4384-892A-4F602E30A49B}">
+  <ds:schemaRefs>
+    <ds:schemaRef ds:uri="http://schemas.openxmlformats.org/officeDocument/2006/bibliography"/>
+  </ds:schemaRefs>
+</ds:datastoreItem>
 </file>
 
-<file path=customXml/itemProps1.xml><?xml version="1.0" encoding="utf-8"?>
+<file path=customXml/itemProps2.xml><?xml version="1.0" encoding="utf-8"?>
 <ds:datastoreItem xmlns:ds="http://schemas.openxmlformats.org/officeDocument/2006/customXml" ds:itemID="{11111111-1234-1234-1234-123412341234}">
   <ds:schemaRefs>
     <ds:schemaRef ds:uri="http://customooxmlschemas.google.com/"/>
     <ds:schemaRef ds:uri="http://schemas.openxmlformats.org/officeDocument/2006/relationships"/>
   </ds:schemaRefs>
 </ds:datastoreItem>
-</file>
-
-<file path=customXml/itemProps2.xml><?xml version="1.0" encoding="utf-8"?>
-<ds:datastoreItem xmlns:ds="http://schemas.openxmlformats.org/officeDocument/2006/customXml" ds:itemID="{B946B9AE-A1C7-4384-892A-4F602E30A49B}">
-  <ds:schemaRefs>
-    <ds:schemaRef ds:uri="http://schemas.openxmlformats.org/officeDocument/2006/bibliography"/>
-  </ds:schemaRefs>
-</ds:datastoreItem>
 </file>
--- a/iot/artifacts/meeting1/Risks.docx
+++ b/iot/artifacts/meeting1/Risks.docx
@@ -139,7 +139,6 @@
           <w:szCs w:val="32"/>
         </w:rPr>
       </w:pPr>
-      <w:proofErr w:type="spellStart"/>
       <w:r>
         <w:rPr>
           <w:rFonts w:asciiTheme="majorBidi" w:eastAsia="Arial" w:hAnsiTheme="majorBidi" w:cstheme="majorBidi"/>
@@ -148,18 +147,7 @@
           <w:sz w:val="32"/>
           <w:szCs w:val="32"/>
         </w:rPr>
-        <w:t>SmartHouse</w:t>
-      </w:r>
-      <w:proofErr w:type="spellEnd"/>
-      <w:r>
-        <w:rPr>
-          <w:rFonts w:asciiTheme="majorBidi" w:eastAsia="Arial" w:hAnsiTheme="majorBidi" w:cstheme="majorBidi"/>
-          <w:b/>
-          <w:bCs/>
-          <w:sz w:val="32"/>
-          <w:szCs w:val="32"/>
-        </w:rPr>
-        <w:t xml:space="preserve"> – IoT</w:t>
+        <w:t>SmartHouse – IoT</w:t>
       </w:r>
     </w:p>
     <w:p>
@@ -1294,19 +1282,39 @@
                 <w:sz w:val="20"/>
                 <w:szCs w:val="20"/>
               </w:rPr>
-              <w:t xml:space="preserve">Created the initial risk documentation for the </w:t>
-            </w:r>
-            <w:proofErr w:type="spellStart"/>
-            <w:r>
+              <w:t>Created the initial risk documentation for the SmartHouse IoT subsystem.</w:t>
+            </w:r>
+          </w:p>
+        </w:tc>
+        <w:tc>
+          <w:tcPr>
+            <w:tcW w:w="2304" w:type="dxa"/>
+            <w:tcBorders>
+              <w:top w:val="single" w:sz="6" w:space="0" w:color="000000"/>
+              <w:left w:val="single" w:sz="6" w:space="0" w:color="000000"/>
+              <w:bottom w:val="single" w:sz="6" w:space="0" w:color="000000"/>
+              <w:right w:val="single" w:sz="6" w:space="0" w:color="000000"/>
+            </w:tcBorders>
+          </w:tcPr>
+          <w:p>
+            <w:pPr>
+              <w:keepLines/>
+              <w:widowControl w:val="0"/>
+              <w:pBdr>
+                <w:top w:val="nil"/>
+                <w:left w:val="nil"/>
+                <w:bottom w:val="nil"/>
+                <w:right w:val="nil"/>
+                <w:between w:val="nil"/>
+              </w:pBdr>
+              <w:spacing w:after="120"/>
               <w:rPr>
                 <w:rFonts w:asciiTheme="majorBidi" w:hAnsiTheme="majorBidi" w:cstheme="majorBidi"/>
                 <w:color w:val="000000"/>
                 <w:sz w:val="20"/>
                 <w:szCs w:val="20"/>
               </w:rPr>
-              <w:t>SmartHouse</w:t>
-            </w:r>
-            <w:proofErr w:type="spellEnd"/>
+            </w:pPr>
             <w:r>
               <w:rPr>
                 <w:rFonts w:asciiTheme="majorBidi" w:hAnsiTheme="majorBidi" w:cstheme="majorBidi"/>
@@ -1314,7 +1322,291 @@
                 <w:sz w:val="20"/>
                 <w:szCs w:val="20"/>
               </w:rPr>
-              <w:t xml:space="preserve"> IoT subsystem.</w:t>
+              <w:t>Ali Daoud</w:t>
+            </w:r>
+          </w:p>
+        </w:tc>
+      </w:tr>
+      <w:tr>
+        <w:tc>
+          <w:tcPr>
+            <w:tcW w:w="2304" w:type="dxa"/>
+            <w:tcBorders>
+              <w:top w:val="single" w:sz="6" w:space="0" w:color="000000"/>
+              <w:left w:val="single" w:sz="6" w:space="0" w:color="000000"/>
+              <w:bottom w:val="single" w:sz="6" w:space="0" w:color="000000"/>
+              <w:right w:val="single" w:sz="6" w:space="0" w:color="000000"/>
+            </w:tcBorders>
+          </w:tcPr>
+          <w:p>
+            <w:pPr>
+              <w:keepLines/>
+              <w:widowControl w:val="0"/>
+              <w:pBdr>
+                <w:top w:val="nil"/>
+                <w:left w:val="nil"/>
+                <w:bottom w:val="nil"/>
+                <w:right w:val="nil"/>
+                <w:between w:val="nil"/>
+              </w:pBdr>
+              <w:spacing w:after="120"/>
+              <w:rPr>
+                <w:rFonts w:asciiTheme="majorBidi" w:hAnsiTheme="majorBidi" w:cstheme="majorBidi"/>
+                <w:color w:val="000000"/>
+                <w:sz w:val="20"/>
+                <w:szCs w:val="20"/>
+              </w:rPr>
+            </w:pPr>
+            <w:r>
+              <w:rPr>
+                <w:rFonts w:asciiTheme="majorBidi" w:hAnsiTheme="majorBidi" w:cstheme="majorBidi"/>
+                <w:color w:val="000000"/>
+                <w:sz w:val="20"/>
+                <w:szCs w:val="20"/>
+              </w:rPr>
+              <w:t>2026-08-23</w:t>
+            </w:r>
+          </w:p>
+        </w:tc>
+        <w:tc>
+          <w:tcPr>
+            <w:tcW w:w="1152" w:type="dxa"/>
+            <w:tcBorders>
+              <w:top w:val="single" w:sz="6" w:space="0" w:color="000000"/>
+              <w:left w:val="single" w:sz="6" w:space="0" w:color="000000"/>
+              <w:bottom w:val="single" w:sz="6" w:space="0" w:color="000000"/>
+              <w:right w:val="single" w:sz="6" w:space="0" w:color="000000"/>
+            </w:tcBorders>
+          </w:tcPr>
+          <w:p>
+            <w:pPr>
+              <w:keepLines/>
+              <w:widowControl w:val="0"/>
+              <w:pBdr>
+                <w:top w:val="nil"/>
+                <w:left w:val="nil"/>
+                <w:bottom w:val="nil"/>
+                <w:right w:val="nil"/>
+                <w:between w:val="nil"/>
+              </w:pBdr>
+              <w:spacing w:after="120"/>
+              <w:rPr>
+                <w:rFonts w:asciiTheme="majorBidi" w:hAnsiTheme="majorBidi" w:cstheme="majorBidi"/>
+                <w:color w:val="000000"/>
+                <w:sz w:val="20"/>
+                <w:szCs w:val="20"/>
+              </w:rPr>
+            </w:pPr>
+            <w:r>
+              <w:rPr>
+                <w:rFonts w:asciiTheme="majorBidi" w:hAnsiTheme="majorBidi" w:cstheme="majorBidi"/>
+                <w:color w:val="000000"/>
+                <w:sz w:val="20"/>
+                <w:szCs w:val="20"/>
+              </w:rPr>
+              <w:t>1.1</w:t>
+            </w:r>
+          </w:p>
+        </w:tc>
+        <w:tc>
+          <w:tcPr>
+            <w:tcW w:w="3744" w:type="dxa"/>
+            <w:tcBorders>
+              <w:top w:val="single" w:sz="6" w:space="0" w:color="000000"/>
+              <w:left w:val="single" w:sz="6" w:space="0" w:color="000000"/>
+              <w:bottom w:val="single" w:sz="6" w:space="0" w:color="000000"/>
+              <w:right w:val="single" w:sz="6" w:space="0" w:color="000000"/>
+            </w:tcBorders>
+          </w:tcPr>
+          <w:p>
+            <w:pPr>
+              <w:keepLines/>
+              <w:widowControl w:val="0"/>
+              <w:pBdr>
+                <w:top w:val="nil"/>
+                <w:left w:val="nil"/>
+                <w:bottom w:val="nil"/>
+                <w:right w:val="nil"/>
+                <w:between w:val="nil"/>
+              </w:pBdr>
+              <w:spacing w:after="120"/>
+              <w:rPr>
+                <w:rFonts w:asciiTheme="majorBidi" w:hAnsiTheme="majorBidi" w:cstheme="majorBidi"/>
+                <w:color w:val="000000"/>
+                <w:sz w:val="20"/>
+                <w:szCs w:val="20"/>
+              </w:rPr>
+            </w:pPr>
+            <w:r>
+              <w:rPr>
+                <w:rFonts w:asciiTheme="majorBidi" w:hAnsiTheme="majorBidi" w:cstheme="majorBidi"/>
+                <w:color w:val="000000"/>
+                <w:sz w:val="20"/>
+                <w:szCs w:val="20"/>
+              </w:rPr>
+              <w:t>Updated network risk handling to reflect Cloudflare Tunnel integration with the local backend.</w:t>
+            </w:r>
+          </w:p>
+        </w:tc>
+        <w:tc>
+          <w:tcPr>
+            <w:tcW w:w="2304" w:type="dxa"/>
+            <w:tcBorders>
+              <w:top w:val="single" w:sz="6" w:space="0" w:color="000000"/>
+              <w:left w:val="single" w:sz="6" w:space="0" w:color="000000"/>
+              <w:bottom w:val="single" w:sz="6" w:space="0" w:color="000000"/>
+              <w:right w:val="single" w:sz="6" w:space="0" w:color="000000"/>
+            </w:tcBorders>
+          </w:tcPr>
+          <w:p>
+            <w:pPr>
+              <w:keepLines/>
+              <w:widowControl w:val="0"/>
+              <w:pBdr>
+                <w:top w:val="nil"/>
+                <w:left w:val="nil"/>
+                <w:bottom w:val="nil"/>
+                <w:right w:val="nil"/>
+                <w:between w:val="nil"/>
+              </w:pBdr>
+              <w:spacing w:after="120"/>
+              <w:rPr>
+                <w:rFonts w:asciiTheme="majorBidi" w:hAnsiTheme="majorBidi" w:cstheme="majorBidi"/>
+                <w:color w:val="000000"/>
+                <w:sz w:val="20"/>
+                <w:szCs w:val="20"/>
+              </w:rPr>
+            </w:pPr>
+            <w:r>
+              <w:rPr>
+                <w:rFonts w:asciiTheme="majorBidi" w:hAnsiTheme="majorBidi" w:cstheme="majorBidi"/>
+                <w:color w:val="000000"/>
+                <w:sz w:val="20"/>
+                <w:szCs w:val="20"/>
+              </w:rPr>
+              <w:t>Ali Daoud</w:t>
+            </w:r>
+          </w:p>
+        </w:tc>
+      </w:tr>
+      <w:tr>
+        <w:tc>
+          <w:tcPr>
+            <w:tcW w:w="2304" w:type="dxa"/>
+            <w:tcBorders>
+              <w:top w:val="single" w:sz="6" w:space="0" w:color="000000"/>
+              <w:left w:val="single" w:sz="6" w:space="0" w:color="000000"/>
+              <w:bottom w:val="single" w:sz="6" w:space="0" w:color="000000"/>
+              <w:right w:val="single" w:sz="6" w:space="0" w:color="000000"/>
+            </w:tcBorders>
+          </w:tcPr>
+          <w:p>
+            <w:pPr>
+              <w:keepLines/>
+              <w:widowControl w:val="0"/>
+              <w:pBdr>
+                <w:top w:val="nil"/>
+                <w:left w:val="nil"/>
+                <w:bottom w:val="nil"/>
+                <w:right w:val="nil"/>
+                <w:between w:val="nil"/>
+              </w:pBdr>
+              <w:spacing w:after="120"/>
+              <w:rPr>
+                <w:rFonts w:asciiTheme="majorBidi" w:hAnsiTheme="majorBidi" w:cstheme="majorBidi"/>
+                <w:color w:val="000000"/>
+                <w:sz w:val="20"/>
+                <w:szCs w:val="20"/>
+              </w:rPr>
+            </w:pPr>
+            <w:r>
+              <w:rPr>
+                <w:rFonts w:asciiTheme="majorBidi" w:hAnsiTheme="majorBidi" w:cstheme="majorBidi"/>
+                <w:color w:val="000000"/>
+                <w:sz w:val="20"/>
+                <w:szCs w:val="20"/>
+              </w:rPr>
+              <w:t>2026-08-30</w:t>
+            </w:r>
+          </w:p>
+        </w:tc>
+        <w:tc>
+          <w:tcPr>
+            <w:tcW w:w="1152" w:type="dxa"/>
+            <w:tcBorders>
+              <w:top w:val="single" w:sz="6" w:space="0" w:color="000000"/>
+              <w:left w:val="single" w:sz="6" w:space="0" w:color="000000"/>
+              <w:bottom w:val="single" w:sz="6" w:space="0" w:color="000000"/>
+              <w:right w:val="single" w:sz="6" w:space="0" w:color="000000"/>
+            </w:tcBorders>
+          </w:tcPr>
+          <w:p>
+            <w:pPr>
+              <w:keepLines/>
+              <w:widowControl w:val="0"/>
+              <w:pBdr>
+                <w:top w:val="nil"/>
+                <w:left w:val="nil"/>
+                <w:bottom w:val="nil"/>
+                <w:right w:val="nil"/>
+                <w:between w:val="nil"/>
+              </w:pBdr>
+              <w:spacing w:after="120"/>
+              <w:rPr>
+                <w:rFonts w:asciiTheme="majorBidi" w:hAnsiTheme="majorBidi" w:cstheme="majorBidi"/>
+                <w:color w:val="000000"/>
+                <w:sz w:val="20"/>
+                <w:szCs w:val="20"/>
+              </w:rPr>
+            </w:pPr>
+            <w:r>
+              <w:rPr>
+                <w:rFonts w:asciiTheme="majorBidi" w:hAnsiTheme="majorBidi" w:cstheme="majorBidi"/>
+                <w:color w:val="000000"/>
+                <w:sz w:val="20"/>
+                <w:szCs w:val="20"/>
+              </w:rPr>
+              <w:t>1.2</w:t>
+            </w:r>
+          </w:p>
+        </w:tc>
+        <w:tc>
+          <w:tcPr>
+            <w:tcW w:w="3744" w:type="dxa"/>
+            <w:tcBorders>
+              <w:top w:val="single" w:sz="6" w:space="0" w:color="000000"/>
+              <w:left w:val="single" w:sz="6" w:space="0" w:color="000000"/>
+              <w:bottom w:val="single" w:sz="6" w:space="0" w:color="000000"/>
+              <w:right w:val="single" w:sz="6" w:space="0" w:color="000000"/>
+            </w:tcBorders>
+          </w:tcPr>
+          <w:p>
+            <w:pPr>
+              <w:keepLines/>
+              <w:widowControl w:val="0"/>
+              <w:pBdr>
+                <w:top w:val="nil"/>
+                <w:left w:val="nil"/>
+                <w:bottom w:val="nil"/>
+                <w:right w:val="nil"/>
+                <w:between w:val="nil"/>
+              </w:pBdr>
+              <w:spacing w:after="120"/>
+              <w:rPr>
+                <w:rFonts w:asciiTheme="majorBidi" w:hAnsiTheme="majorBidi" w:cstheme="majorBidi"/>
+                <w:color w:val="000000"/>
+                <w:sz w:val="20"/>
+                <w:szCs w:val="20"/>
+              </w:rPr>
+            </w:pPr>
+            <w:r>
+              <w:rPr>
+                <w:rFonts w:asciiTheme="majorBidi" w:hAnsiTheme="majorBidi" w:cstheme="majorBidi"/>
+                <w:color w:val="000000"/>
+                <w:sz w:val="20"/>
+                <w:szCs w:val="20"/>
+              </w:rPr>
+              <w:t>Finalized IoT risk documentation after successful end-to-end testing with Wokwi, backend, Firestore and Cloudflare Tunnel.</w:t>
             </w:r>
           </w:p>
         </w:tc>
@@ -1469,6 +1761,7 @@
                 <w:sz w:val="20"/>
                 <w:szCs w:val="20"/>
               </w:rPr>
+              <w:lastRenderedPageBreak/>
               <w:t xml:space="preserve">Risk Description  </w:t>
             </w:r>
           </w:p>
@@ -1552,13 +1845,7 @@
               <w:rPr>
                 <w:rFonts w:asciiTheme="majorBidi" w:hAnsiTheme="majorBidi" w:cstheme="majorBidi"/>
               </w:rPr>
-              <w:t xml:space="preserve">R1.  </w:t>
-            </w:r>
-            <w:r>
-              <w:rPr>
-                <w:rFonts w:asciiTheme="majorBidi" w:hAnsiTheme="majorBidi" w:cstheme="majorBidi"/>
-              </w:rPr>
-              <w:t xml:space="preserve"> R1. Incomplete or Changing API Documentation</w:t>
+              <w:t>R1. Incomplete or Changing API Documentation</w:t>
             </w:r>
           </w:p>
         </w:tc>
@@ -1635,7 +1922,6 @@
               <w:rPr>
                 <w:rFonts w:asciiTheme="majorBidi" w:hAnsiTheme="majorBidi" w:cstheme="majorBidi"/>
               </w:rPr>
-              <w:lastRenderedPageBreak/>
               <w:t>R2. Backend Integration Failure</w:t>
             </w:r>
           </w:p>
@@ -2091,21 +2377,7 @@
         <w:rPr>
           <w:rFonts w:asciiTheme="majorBidi" w:hAnsiTheme="majorBidi" w:cstheme="majorBidi"/>
         </w:rPr>
-        <w:t>The IoT implementation may be delayed or require changes because the backend documentation does not yet describe all command and state-</w:t>
-      </w:r>
-      <w:proofErr w:type="gramStart"/>
-      <w:r>
-        <w:rPr>
-          <w:rFonts w:asciiTheme="majorBidi" w:hAnsiTheme="majorBidi" w:cstheme="majorBidi"/>
-        </w:rPr>
-        <w:t>update</w:t>
-      </w:r>
-      <w:proofErr w:type="gramEnd"/>
-      <w:r>
-        <w:rPr>
-          <w:rFonts w:asciiTheme="majorBidi" w:hAnsiTheme="majorBidi" w:cstheme="majorBidi"/>
-        </w:rPr>
-        <w:t xml:space="preserve"> endpoints.</w:t>
+        <w:t>The IoT implementation may be delayed or require changes because the backend documentation does not yet describe all command and state-update endpoints.</w:t>
       </w:r>
     </w:p>
     <w:p>
@@ -2309,11 +2581,15 @@
         </w:pBdr>
         <w:rPr>
           <w:rFonts w:asciiTheme="majorBidi" w:hAnsiTheme="majorBidi" w:cstheme="majorBidi"/>
+          <w:lang w:val="en-US"/>
         </w:rPr>
       </w:pPr>
       <w:r>
         <w:rPr>
           <w:rFonts w:asciiTheme="majorBidi" w:hAnsiTheme="majorBidi" w:cstheme="majorBidi"/>
+          <w:b/>
+          <w:bCs/>
+          <w:lang w:val="en-US"/>
         </w:rPr>
         <w:t>Risk Description:</w:t>
       </w:r>
@@ -2329,13 +2605,15 @@
         </w:pBdr>
         <w:rPr>
           <w:rFonts w:asciiTheme="majorBidi" w:hAnsiTheme="majorBidi" w:cstheme="majorBidi"/>
+          <w:lang w:val="en-US"/>
         </w:rPr>
       </w:pPr>
       <w:r>
         <w:rPr>
           <w:rFonts w:asciiTheme="majorBidi" w:hAnsiTheme="majorBidi" w:cstheme="majorBidi"/>
-        </w:rPr>
-        <w:t>The simulated devices may fail to register, authenticate, send heartbeat messages, receive commands, or report their states because of mismatched request formats or endpoint assumptions.</w:t>
+          <w:lang w:val="en-US"/>
+        </w:rPr>
+        <w:t>The simulated devices may fail to register, authenticate, send heartbeat messages, retrieve device states, or report their states because of mismatched request formats, authentication problems, incorrect endpoint assumptions, or temporary communication failures between Wokwi and the backend.</w:t>
       </w:r>
     </w:p>
     <w:p>
@@ -2347,28 +2625,30 @@
           <w:right w:val="nil"/>
           <w:between w:val="nil"/>
         </w:pBdr>
-        <w:ind w:left="720"/>
-        <w:rPr>
-          <w:rFonts w:asciiTheme="majorBidi" w:hAnsiTheme="majorBidi" w:cstheme="majorBidi"/>
-        </w:rPr>
-      </w:pPr>
-    </w:p>
-    <w:p>
-      <w:pPr>
-        <w:pBdr>
-          <w:top w:val="nil"/>
-          <w:left w:val="nil"/>
-          <w:bottom w:val="nil"/>
-          <w:right w:val="nil"/>
-          <w:between w:val="nil"/>
-        </w:pBdr>
-        <w:rPr>
-          <w:rFonts w:asciiTheme="majorBidi" w:hAnsiTheme="majorBidi" w:cstheme="majorBidi"/>
+        <w:rPr>
+          <w:rFonts w:asciiTheme="majorBidi" w:hAnsiTheme="majorBidi" w:cstheme="majorBidi"/>
+          <w:lang w:val="en-US"/>
+        </w:rPr>
+      </w:pPr>
+    </w:p>
+    <w:p>
+      <w:pPr>
+        <w:pBdr>
+          <w:top w:val="nil"/>
+          <w:left w:val="nil"/>
+          <w:bottom w:val="nil"/>
+          <w:right w:val="nil"/>
+          <w:between w:val="nil"/>
+        </w:pBdr>
+        <w:rPr>
+          <w:rFonts w:asciiTheme="majorBidi" w:hAnsiTheme="majorBidi" w:cstheme="majorBidi"/>
+          <w:lang w:val="en-US"/>
         </w:rPr>
       </w:pPr>
       <w:r>
         <w:rPr>
           <w:rFonts w:asciiTheme="majorBidi" w:hAnsiTheme="majorBidi" w:cstheme="majorBidi"/>
+          <w:lang w:val="en-US"/>
         </w:rPr>
         <w:t>Probability: Medium</w:t>
       </w:r>
@@ -2382,28 +2662,15 @@
           <w:right w:val="nil"/>
           <w:between w:val="nil"/>
         </w:pBdr>
-        <w:ind w:left="720"/>
-        <w:rPr>
-          <w:rFonts w:asciiTheme="majorBidi" w:hAnsiTheme="majorBidi" w:cstheme="majorBidi"/>
-        </w:rPr>
-      </w:pPr>
-    </w:p>
-    <w:p>
-      <w:pPr>
-        <w:pBdr>
-          <w:top w:val="nil"/>
-          <w:left w:val="nil"/>
-          <w:bottom w:val="nil"/>
-          <w:right w:val="nil"/>
-          <w:between w:val="nil"/>
-        </w:pBdr>
-        <w:rPr>
-          <w:rFonts w:asciiTheme="majorBidi" w:hAnsiTheme="majorBidi" w:cstheme="majorBidi"/>
+        <w:rPr>
+          <w:rFonts w:asciiTheme="majorBidi" w:hAnsiTheme="majorBidi" w:cstheme="majorBidi"/>
+          <w:lang w:val="en-US"/>
         </w:rPr>
       </w:pPr>
       <w:r>
         <w:rPr>
           <w:rFonts w:asciiTheme="majorBidi" w:hAnsiTheme="majorBidi" w:cstheme="majorBidi"/>
+          <w:lang w:val="en-US"/>
         </w:rPr>
         <w:t>Impact: High</w:t>
       </w:r>
@@ -2417,29 +2684,17 @@
           <w:right w:val="nil"/>
           <w:between w:val="nil"/>
         </w:pBdr>
-        <w:ind w:left="720"/>
-        <w:rPr>
-          <w:rFonts w:asciiTheme="majorBidi" w:hAnsiTheme="majorBidi" w:cstheme="majorBidi"/>
-        </w:rPr>
-      </w:pPr>
-    </w:p>
-    <w:p>
-      <w:pPr>
-        <w:pBdr>
-          <w:top w:val="nil"/>
-          <w:left w:val="nil"/>
-          <w:bottom w:val="nil"/>
-          <w:right w:val="nil"/>
-          <w:between w:val="nil"/>
-        </w:pBdr>
-        <w:rPr>
-          <w:rFonts w:asciiTheme="majorBidi" w:hAnsiTheme="majorBidi" w:cstheme="majorBidi"/>
+        <w:rPr>
+          <w:rFonts w:asciiTheme="majorBidi" w:hAnsiTheme="majorBidi" w:cstheme="majorBidi"/>
+          <w:lang w:val="en-US"/>
         </w:rPr>
       </w:pPr>
       <w:r>
         <w:rPr>
           <w:rFonts w:asciiTheme="majorBidi" w:hAnsiTheme="majorBidi" w:cstheme="majorBidi"/>
-        </w:rPr>
+          <w:lang w:val="en-US"/>
+        </w:rPr>
+        <w:lastRenderedPageBreak/>
         <w:t>Handling Plan:</w:t>
       </w:r>
     </w:p>
@@ -2454,14 +2709,31 @@
         </w:pBdr>
         <w:rPr>
           <w:rFonts w:asciiTheme="majorBidi" w:hAnsiTheme="majorBidi" w:cstheme="majorBidi"/>
+          <w:lang w:val="en-US"/>
         </w:rPr>
       </w:pPr>
       <w:r>
         <w:rPr>
           <w:rFonts w:asciiTheme="majorBidi" w:hAnsiTheme="majorBidi" w:cstheme="majorBidi"/>
-        </w:rPr>
-        <w:t>Test one device and one endpoint at a time. Log HTTP status codes, requests, and server responses. Complete integration testing before adding all simulated devices.</w:t>
+          <w:lang w:val="en-US"/>
+        </w:rPr>
+        <w:t>Test one device and one endpoint at a time. Log HTTP status codes, requests, and server responses. Verify communication between Wokwi and the local backend through the Cloudflare Tunnel before testing all simulated devices together.</w:t>
       </w:r>
+    </w:p>
+    <w:p>
+      <w:pPr>
+        <w:pBdr>
+          <w:top w:val="nil"/>
+          <w:left w:val="nil"/>
+          <w:bottom w:val="nil"/>
+          <w:right w:val="nil"/>
+          <w:between w:val="nil"/>
+        </w:pBdr>
+        <w:rPr>
+          <w:rFonts w:asciiTheme="majorBidi" w:hAnsiTheme="majorBidi" w:cstheme="majorBidi"/>
+          <w:lang w:val="en-US"/>
+        </w:rPr>
+      </w:pPr>
     </w:p>
     <w:p>
       <w:pPr>
@@ -3005,7 +3277,7 @@
         <w:rPr>
           <w:rFonts w:asciiTheme="majorBidi" w:hAnsiTheme="majorBidi" w:cstheme="majorBidi"/>
         </w:rPr>
-        <w:t>Risk Description:</w:t>
+        <w:t xml:space="preserve">Risk Description: The Wokwi simulation may temporarily lose access to Wi-Fi, the local backend server, or the Cloudflare Tunnel used to expose the backend to the internet. Because the Cloudflare Quick Tunnel address is temporary, the public URL may change when the tunnel is restarted. </w:t>
       </w:r>
     </w:p>
     <w:p>
@@ -3025,190 +3297,49 @@
         <w:rPr>
           <w:rFonts w:asciiTheme="majorBidi" w:hAnsiTheme="majorBidi" w:cstheme="majorBidi"/>
         </w:rPr>
-        <w:t xml:space="preserve">The </w:t>
+        <w:t xml:space="preserve">Probability: Medium </w:t>
       </w:r>
-      <w:proofErr w:type="spellStart"/>
+    </w:p>
+    <w:p>
+      <w:pPr>
+        <w:pBdr>
+          <w:top w:val="nil"/>
+          <w:left w:val="nil"/>
+          <w:bottom w:val="nil"/>
+          <w:right w:val="nil"/>
+          <w:between w:val="nil"/>
+        </w:pBdr>
+        <w:rPr>
+          <w:rFonts w:asciiTheme="majorBidi" w:hAnsiTheme="majorBidi" w:cstheme="majorBidi"/>
+        </w:rPr>
+      </w:pPr>
       <w:r>
         <w:rPr>
           <w:rFonts w:asciiTheme="majorBidi" w:hAnsiTheme="majorBidi" w:cstheme="majorBidi"/>
         </w:rPr>
-        <w:t>Wokwi</w:t>
+        <w:lastRenderedPageBreak/>
+        <w:t xml:space="preserve">Impact: High Handling </w:t>
       </w:r>
-      <w:proofErr w:type="spellEnd"/>
+    </w:p>
+    <w:p>
+      <w:pPr>
+        <w:pBdr>
+          <w:top w:val="nil"/>
+          <w:left w:val="nil"/>
+          <w:bottom w:val="nil"/>
+          <w:right w:val="nil"/>
+          <w:between w:val="nil"/>
+        </w:pBdr>
+        <w:rPr>
+          <w:rFonts w:asciiTheme="majorBidi" w:hAnsiTheme="majorBidi" w:cstheme="majorBidi"/>
+        </w:rPr>
+      </w:pPr>
       <w:r>
         <w:rPr>
           <w:rFonts w:asciiTheme="majorBidi" w:hAnsiTheme="majorBidi" w:cstheme="majorBidi"/>
         </w:rPr>
-        <w:t xml:space="preserve"> simulation may temporarily lose access to Wi-Fi, the backend server, or the public </w:t>
+        <w:t>Plan: The device shall preserve its last valid state, avoid crashing, and retry communication after temporary failures. The local backend shall remain running during Wokwi testing. The Cloudflare Tunnel shall also remain active while the simulation is communicating with the backend. The backend base URL shall be configurable because the Cloudflare Quick Tunnel address may change when the tunnel is restarted.</w:t>
       </w:r>
-      <w:proofErr w:type="spellStart"/>
-      <w:r>
-        <w:rPr>
-          <w:rFonts w:asciiTheme="majorBidi" w:hAnsiTheme="majorBidi" w:cstheme="majorBidi"/>
-        </w:rPr>
-        <w:t>Ngrok</w:t>
-      </w:r>
-      <w:proofErr w:type="spellEnd"/>
-      <w:r>
-        <w:rPr>
-          <w:rFonts w:asciiTheme="majorBidi" w:hAnsiTheme="majorBidi" w:cstheme="majorBidi"/>
-        </w:rPr>
-        <w:t xml:space="preserve"> address.</w:t>
-      </w:r>
-    </w:p>
-    <w:p>
-      <w:pPr>
-        <w:pBdr>
-          <w:top w:val="nil"/>
-          <w:left w:val="nil"/>
-          <w:bottom w:val="nil"/>
-          <w:right w:val="nil"/>
-          <w:between w:val="nil"/>
-        </w:pBdr>
-        <w:ind w:left="720"/>
-        <w:rPr>
-          <w:rFonts w:asciiTheme="majorBidi" w:hAnsiTheme="majorBidi" w:cstheme="majorBidi"/>
-        </w:rPr>
-      </w:pPr>
-    </w:p>
-    <w:p>
-      <w:pPr>
-        <w:pBdr>
-          <w:top w:val="nil"/>
-          <w:left w:val="nil"/>
-          <w:bottom w:val="nil"/>
-          <w:right w:val="nil"/>
-          <w:between w:val="nil"/>
-        </w:pBdr>
-        <w:rPr>
-          <w:rFonts w:asciiTheme="majorBidi" w:hAnsiTheme="majorBidi" w:cstheme="majorBidi"/>
-        </w:rPr>
-      </w:pPr>
-      <w:r>
-        <w:rPr>
-          <w:rFonts w:asciiTheme="majorBidi" w:hAnsiTheme="majorBidi" w:cstheme="majorBidi"/>
-        </w:rPr>
-        <w:t>Probability: Medium</w:t>
-      </w:r>
-    </w:p>
-    <w:p>
-      <w:pPr>
-        <w:pBdr>
-          <w:top w:val="nil"/>
-          <w:left w:val="nil"/>
-          <w:bottom w:val="nil"/>
-          <w:right w:val="nil"/>
-          <w:between w:val="nil"/>
-        </w:pBdr>
-        <w:ind w:left="720"/>
-        <w:rPr>
-          <w:rFonts w:asciiTheme="majorBidi" w:hAnsiTheme="majorBidi" w:cstheme="majorBidi"/>
-        </w:rPr>
-      </w:pPr>
-    </w:p>
-    <w:p>
-      <w:pPr>
-        <w:pBdr>
-          <w:top w:val="nil"/>
-          <w:left w:val="nil"/>
-          <w:bottom w:val="nil"/>
-          <w:right w:val="nil"/>
-          <w:between w:val="nil"/>
-        </w:pBdr>
-        <w:rPr>
-          <w:rFonts w:asciiTheme="majorBidi" w:hAnsiTheme="majorBidi" w:cstheme="majorBidi"/>
-        </w:rPr>
-      </w:pPr>
-      <w:r>
-        <w:rPr>
-          <w:rFonts w:asciiTheme="majorBidi" w:hAnsiTheme="majorBidi" w:cstheme="majorBidi"/>
-        </w:rPr>
-        <w:t>Impact: High</w:t>
-      </w:r>
-    </w:p>
-    <w:p>
-      <w:pPr>
-        <w:pBdr>
-          <w:top w:val="nil"/>
-          <w:left w:val="nil"/>
-          <w:bottom w:val="nil"/>
-          <w:right w:val="nil"/>
-          <w:between w:val="nil"/>
-        </w:pBdr>
-        <w:ind w:left="720"/>
-        <w:rPr>
-          <w:rFonts w:asciiTheme="majorBidi" w:hAnsiTheme="majorBidi" w:cstheme="majorBidi"/>
-        </w:rPr>
-      </w:pPr>
-    </w:p>
-    <w:p>
-      <w:pPr>
-        <w:pBdr>
-          <w:top w:val="nil"/>
-          <w:left w:val="nil"/>
-          <w:bottom w:val="nil"/>
-          <w:right w:val="nil"/>
-          <w:between w:val="nil"/>
-        </w:pBdr>
-        <w:rPr>
-          <w:rFonts w:asciiTheme="majorBidi" w:hAnsiTheme="majorBidi" w:cstheme="majorBidi"/>
-        </w:rPr>
-      </w:pPr>
-      <w:r>
-        <w:rPr>
-          <w:rFonts w:asciiTheme="majorBidi" w:hAnsiTheme="majorBidi" w:cstheme="majorBidi"/>
-        </w:rPr>
-        <w:t>Handling Plan:</w:t>
-      </w:r>
-    </w:p>
-    <w:p>
-      <w:pPr>
-        <w:pBdr>
-          <w:top w:val="nil"/>
-          <w:left w:val="nil"/>
-          <w:bottom w:val="nil"/>
-          <w:right w:val="nil"/>
-          <w:between w:val="nil"/>
-        </w:pBdr>
-        <w:rPr>
-          <w:rFonts w:asciiTheme="majorBidi" w:hAnsiTheme="majorBidi" w:cstheme="majorBidi"/>
-        </w:rPr>
-      </w:pPr>
-      <w:r>
-        <w:rPr>
-          <w:rFonts w:asciiTheme="majorBidi" w:hAnsiTheme="majorBidi" w:cstheme="majorBidi"/>
-        </w:rPr>
-        <w:t xml:space="preserve">The device shall preserve its last valid state, avoid crashing, and retry communication later. The backend base URL shall be configurable because the </w:t>
-      </w:r>
-      <w:proofErr w:type="spellStart"/>
-      <w:r>
-        <w:rPr>
-          <w:rFonts w:asciiTheme="majorBidi" w:hAnsiTheme="majorBidi" w:cstheme="majorBidi"/>
-        </w:rPr>
-        <w:t>Ngrok</w:t>
-      </w:r>
-      <w:proofErr w:type="spellEnd"/>
-      <w:r>
-        <w:rPr>
-          <w:rFonts w:asciiTheme="majorBidi" w:hAnsiTheme="majorBidi" w:cstheme="majorBidi"/>
-        </w:rPr>
-        <w:t xml:space="preserve"> address may change.</w:t>
-      </w:r>
-    </w:p>
-    <w:p>
-      <w:pPr>
-        <w:pBdr>
-          <w:top w:val="nil"/>
-          <w:left w:val="nil"/>
-          <w:bottom w:val="nil"/>
-          <w:right w:val="nil"/>
-          <w:between w:val="nil"/>
-        </w:pBdr>
-        <w:ind w:left="720"/>
-        <w:rPr>
-          <w:rFonts w:asciiTheme="majorBidi" w:hAnsiTheme="majorBidi" w:cstheme="majorBidi"/>
-        </w:rPr>
-      </w:pPr>
     </w:p>
     <w:p>
       <w:pPr>
@@ -4219,7 +4350,6 @@
   <w:style w:type="character" w:default="1" w:styleId="Standardstycketeckensnitt">
     <w:name w:val="Default Paragraph Font"/>
     <w:uiPriority w:val="1"/>
-    <w:semiHidden/>
     <w:unhideWhenUsed/>
   </w:style>
   <w:style w:type="table" w:default="1" w:styleId="Normaltabell">
